--- a/Отчет по практической 4 вариант.docx
+++ b/Отчет по практической 4 вариант.docx
@@ -1,6 +1,6 @@
 
 <file path=word/document.xml><?xml version="1.0" encoding="utf-8"?>
-<w:document xmlns:wpc="http://schemas.microsoft.com/office/word/2010/wordprocessingCanvas" xmlns:cx="http://schemas.microsoft.com/office/drawing/2014/chartex" xmlns:cx1="http://schemas.microsoft.com/office/drawing/2015/9/8/chartex" xmlns:cx2="http://schemas.microsoft.com/office/drawing/2015/10/21/chartex" xmlns:cx3="http://schemas.microsoft.com/office/drawing/2016/5/9/chartex" xmlns:cx4="http://schemas.microsoft.com/office/drawing/2016/5/10/chartex" xmlns:cx5="http://schemas.microsoft.com/office/drawing/2016/5/11/chartex" xmlns:cx6="http://schemas.microsoft.com/office/drawing/2016/5/12/chartex" xmlns:cx7="http://schemas.microsoft.com/office/drawing/2016/5/13/chartex" xmlns:cx8="http://schemas.microsoft.com/office/drawing/2016/5/14/chartex" xmlns:mc="http://schemas.openxmlformats.org/markup-compatibility/2006" xmlns:aink="http://schemas.microsoft.com/office/drawing/2016/ink" xmlns:am3d="http://schemas.microsoft.com/office/drawing/2017/model3d" xmlns:o="urn:schemas-microsoft-com:office:office" xmlns:oel="http://schemas.microsoft.com/office/2019/extlst" xmlns:r="http://schemas.openxmlformats.org/officeDocument/2006/relationships" xmlns:m="http://schemas.openxmlformats.org/officeDocument/2006/math" xmlns:v="urn:schemas-microsoft-com:vml" xmlns:wp14="http://schemas.microsoft.com/office/word/2010/wordprocessingDrawing" xmlns:wp="http://schemas.openxmlformats.org/drawingml/2006/wordprocessingDrawing" xmlns:w10="urn:schemas-microsoft-com:office:word" xmlns:w="http://schemas.openxmlformats.org/wordprocessingml/2006/main" xmlns:w14="http://schemas.microsoft.com/office/word/2010/wordml" xmlns:w15="http://schemas.microsoft.com/office/word/2012/wordml" xmlns:w16cex="http://schemas.microsoft.com/office/word/2018/wordml/cex" xmlns:w16cid="http://schemas.microsoft.com/office/word/2016/wordml/cid" xmlns:w16="http://schemas.microsoft.com/office/word/2018/wordml" xmlns:w16sdtdh="http://schemas.microsoft.com/office/word/2020/wordml/sdtdatahash" xmlns:w16se="http://schemas.microsoft.com/office/word/2015/wordml/symex" xmlns:wpg="http://schemas.microsoft.com/office/word/2010/wordprocessingGroup" xmlns:wpi="http://schemas.microsoft.com/office/word/2010/wordprocessingInk" xmlns:wne="http://schemas.microsoft.com/office/word/2006/wordml" xmlns:wps="http://schemas.microsoft.com/office/word/2010/wordprocessingShape" mc:Ignorable="w14 w15 w16se w16cid w16 w16cex w16sdtdh wp14">
+<w:document xmlns:wpc="http://schemas.microsoft.com/office/word/2010/wordprocessingCanvas" xmlns:mc="http://schemas.openxmlformats.org/markup-compatibility/2006" xmlns:o="urn:schemas-microsoft-com:office:office" xmlns:r="http://schemas.openxmlformats.org/officeDocument/2006/relationships" xmlns:m="http://schemas.openxmlformats.org/officeDocument/2006/math" xmlns:v="urn:schemas-microsoft-com:vml" xmlns:wp14="http://schemas.microsoft.com/office/word/2010/wordprocessingDrawing" xmlns:wp="http://schemas.openxmlformats.org/drawingml/2006/wordprocessingDrawing" xmlns:w10="urn:schemas-microsoft-com:office:word" xmlns:w="http://schemas.openxmlformats.org/wordprocessingml/2006/main" xmlns:w14="http://schemas.microsoft.com/office/word/2010/wordml" xmlns:wpg="http://schemas.microsoft.com/office/word/2010/wordprocessingGroup" xmlns:wpi="http://schemas.microsoft.com/office/word/2010/wordprocessingInk" xmlns:wne="http://schemas.microsoft.com/office/word/2006/wordml" xmlns:wps="http://schemas.microsoft.com/office/word/2010/wordprocessingShape" mc:Ignorable="w14 wp14">
   <w:body>
     <w:p>
       <w:pPr>
@@ -137,7 +137,7 @@
                           </pic:cNvPicPr>
                         </pic:nvPicPr>
                         <pic:blipFill>
-                          <a:blip r:embed="rId5" cstate="print">
+                          <a:blip r:embed="rId6" cstate="print">
                             <a:extLst>
                               <a:ext uri="{28A0092B-C50C-407E-A947-70E740481C1C}">
                                 <a14:useLocalDpi xmlns:a14="http://schemas.microsoft.com/office/drawing/2010/main" val="0"/>
@@ -194,7 +194,7 @@
               </wp:anchor>
             </w:drawing>
           </mc:Choice>
-          <mc:Fallback>
+          <mc:Fallback xmlns:w16se="http://schemas.microsoft.com/office/word/2015/wordml/symex" xmlns:w16sdtdh="http://schemas.microsoft.com/office/word/2020/wordml/sdtdatahash" xmlns:w16="http://schemas.microsoft.com/office/word/2018/wordml" xmlns:w16cid="http://schemas.microsoft.com/office/word/2016/wordml/cid" xmlns:w16cex="http://schemas.microsoft.com/office/word/2018/wordml/cex" xmlns:w15="http://schemas.microsoft.com/office/word/2012/wordml" xmlns:oel="http://schemas.microsoft.com/office/2019/extlst" xmlns:am3d="http://schemas.microsoft.com/office/drawing/2017/model3d" xmlns:aink="http://schemas.microsoft.com/office/drawing/2016/ink" xmlns:cx8="http://schemas.microsoft.com/office/drawing/2016/5/14/chartex" xmlns:cx7="http://schemas.microsoft.com/office/drawing/2016/5/13/chartex" xmlns:cx6="http://schemas.microsoft.com/office/drawing/2016/5/12/chartex" xmlns:cx5="http://schemas.microsoft.com/office/drawing/2016/5/11/chartex" xmlns:cx4="http://schemas.microsoft.com/office/drawing/2016/5/10/chartex" xmlns:cx3="http://schemas.microsoft.com/office/drawing/2016/5/9/chartex" xmlns:cx2="http://schemas.microsoft.com/office/drawing/2015/10/21/chartex" xmlns:cx1="http://schemas.microsoft.com/office/drawing/2015/9/8/chartex" xmlns:cx="http://schemas.microsoft.com/office/drawing/2014/chartex">
             <w:pict>
               <v:group w14:anchorId="652364FF" id="Группа 1" o:spid="_x0000_s1026" style="position:absolute;margin-left:-70.5pt;margin-top:-36.1pt;width:523.5pt;height:746.25pt;z-index:251658240" coordorigin="710,501" coordsize="10470,14565" o:gfxdata="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">
                 <v:group id="Group 3" o:spid="_x0000_s1027" style="position:absolute;left:710;top:501;width:10470;height:14565" coordorigin="1006,1008" coordsize="10470,14565" o:gfxdata="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">
@@ -225,7 +225,7 @@
                   <o:lock v:ext="edit" aspectratio="t"/>
                 </v:shapetype>
                 <v:shape id="Picture 6" o:spid="_x0000_s1030" type="#_x0000_t75" alt="эмблема ЕКТС 2009" style="position:absolute;left:1135;top:1180;width:889;height:1401;visibility:visible;mso-wrap-style:square" o:gfxdata="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">
-                  <v:imagedata r:id="rId6" o:title="эмблема ЕКТС 2009"/>
+                  <v:imagedata r:id="rId7" o:title="эмблема ЕКТС 2009"/>
                 </v:shape>
               </v:group>
             </w:pict>
@@ -596,7 +596,7 @@
           <w:sz w:val="28"/>
           <w:szCs w:val="28"/>
         </w:rPr>
-        <w:t xml:space="preserve"> </w:t>
+        <w:t xml:space="preserve"> Г.</w:t>
       </w:r>
       <w:proofErr w:type="gramStart"/>
       <w:r>
@@ -605,7 +605,7 @@
           <w:sz w:val="28"/>
           <w:szCs w:val="28"/>
         </w:rPr>
-        <w:t>Г.В</w:t>
+        <w:t>В</w:t>
       </w:r>
       <w:proofErr w:type="gramEnd"/>
     </w:p>
@@ -1268,78 +1268,13 @@
           <w:noProof/>
           <w:sz w:val="28"/>
           <w:szCs w:val="28"/>
+          <w:lang w:eastAsia="ru-RU"/>
         </w:rPr>
         <w:drawing>
           <wp:inline distT="0" distB="0" distL="0" distR="0" wp14:anchorId="14F96C64" wp14:editId="3FBFEA3B">
             <wp:extent cx="5134692" cy="1324160"/>
             <wp:effectExtent l="0" t="0" r="8890" b="9525"/>
             <wp:docPr id="1" name="Рисунок 1"/>
-            <wp:cNvGraphicFramePr>
-              <a:graphicFrameLocks xmlns:a="http://schemas.openxmlformats.org/drawingml/2006/main" noChangeAspect="1"/>
-            </wp:cNvGraphicFramePr>
-            <a:graphic xmlns:a="http://schemas.openxmlformats.org/drawingml/2006/main">
-              <a:graphicData uri="http://schemas.openxmlformats.org/drawingml/2006/picture">
-                <pic:pic xmlns:pic="http://schemas.openxmlformats.org/drawingml/2006/picture">
-                  <pic:nvPicPr>
-                    <pic:cNvPr id="1" name=""/>
-                    <pic:cNvPicPr/>
-                  </pic:nvPicPr>
-                  <pic:blipFill>
-                    <a:blip r:embed="rId7"/>
-                    <a:stretch>
-                      <a:fillRect/>
-                    </a:stretch>
-                  </pic:blipFill>
-                  <pic:spPr>
-                    <a:xfrm>
-                      <a:off x="0" y="0"/>
-                      <a:ext cx="5134692" cy="1324160"/>
-                    </a:xfrm>
-                    <a:prstGeom prst="rect">
-                      <a:avLst/>
-                    </a:prstGeom>
-                  </pic:spPr>
-                </pic:pic>
-              </a:graphicData>
-            </a:graphic>
-          </wp:inline>
-        </w:drawing>
-      </w:r>
-    </w:p>
-    <w:p>
-      <w:pPr>
-        <w:jc w:val="center"/>
-        <w:rPr>
-          <w:rFonts w:ascii="Times New Roman" w:hAnsi="Times New Roman" w:cs="Times New Roman"/>
-          <w:b/>
-          <w:sz w:val="28"/>
-          <w:szCs w:val="28"/>
-        </w:rPr>
-      </w:pPr>
-    </w:p>
-    <w:p>
-      <w:pPr>
-        <w:jc w:val="center"/>
-        <w:rPr>
-          <w:rFonts w:ascii="Times New Roman" w:hAnsi="Times New Roman" w:cs="Times New Roman"/>
-          <w:b/>
-          <w:sz w:val="28"/>
-          <w:szCs w:val="28"/>
-        </w:rPr>
-      </w:pPr>
-      <w:r>
-        <w:rPr>
-          <w:rFonts w:ascii="Times New Roman" w:hAnsi="Times New Roman" w:cs="Times New Roman"/>
-          <w:b/>
-          <w:noProof/>
-          <w:sz w:val="28"/>
-          <w:szCs w:val="28"/>
-        </w:rPr>
-        <w:drawing>
-          <wp:inline distT="0" distB="0" distL="0" distR="0" wp14:anchorId="0CF25229" wp14:editId="3FB250FD">
-            <wp:extent cx="5940425" cy="1165225"/>
-            <wp:effectExtent l="0" t="0" r="3175" b="0"/>
-            <wp:docPr id="7" name="Рисунок 7"/>
             <wp:cNvGraphicFramePr>
               <a:graphicFrameLocks xmlns:a="http://schemas.openxmlformats.org/drawingml/2006/main" noChangeAspect="1"/>
             </wp:cNvGraphicFramePr>
@@ -1359,7 +1294,7 @@
                   <pic:spPr>
                     <a:xfrm>
                       <a:off x="0" y="0"/>
-                      <a:ext cx="5940425" cy="1165225"/>
+                      <a:ext cx="5134692" cy="1324160"/>
                     </a:xfrm>
                     <a:prstGeom prst="rect">
                       <a:avLst/>
@@ -1382,6 +1317,17 @@
           <w:szCs w:val="28"/>
         </w:rPr>
       </w:pPr>
+    </w:p>
+    <w:p>
+      <w:pPr>
+        <w:jc w:val="center"/>
+        <w:rPr>
+          <w:rFonts w:ascii="Times New Roman" w:hAnsi="Times New Roman" w:cs="Times New Roman"/>
+          <w:b/>
+          <w:sz w:val="28"/>
+          <w:szCs w:val="28"/>
+        </w:rPr>
+      </w:pPr>
       <w:r>
         <w:rPr>
           <w:rFonts w:ascii="Times New Roman" w:hAnsi="Times New Roman" w:cs="Times New Roman"/>
@@ -1389,13 +1335,13 @@
           <w:noProof/>
           <w:sz w:val="28"/>
           <w:szCs w:val="28"/>
-        </w:rPr>
-        <w:lastRenderedPageBreak/>
+          <w:lang w:eastAsia="ru-RU"/>
+        </w:rPr>
         <w:drawing>
-          <wp:inline distT="0" distB="0" distL="0" distR="0" wp14:anchorId="75375A1C" wp14:editId="6788E678">
-            <wp:extent cx="5353797" cy="4020111"/>
-            <wp:effectExtent l="0" t="0" r="0" b="0"/>
-            <wp:docPr id="8" name="Рисунок 8"/>
+          <wp:inline distT="0" distB="0" distL="0" distR="0" wp14:anchorId="0CF25229" wp14:editId="3FB250FD">
+            <wp:extent cx="5940425" cy="1165225"/>
+            <wp:effectExtent l="0" t="0" r="3175" b="0"/>
+            <wp:docPr id="7" name="Рисунок 7"/>
             <wp:cNvGraphicFramePr>
               <a:graphicFrameLocks xmlns:a="http://schemas.openxmlformats.org/drawingml/2006/main" noChangeAspect="1"/>
             </wp:cNvGraphicFramePr>
@@ -1415,7 +1361,7 @@
                   <pic:spPr>
                     <a:xfrm>
                       <a:off x="0" y="0"/>
-                      <a:ext cx="5353797" cy="4020111"/>
+                      <a:ext cx="5940425" cy="1165225"/>
                     </a:xfrm>
                     <a:prstGeom prst="rect">
                       <a:avLst/>
@@ -1430,34 +1376,29 @@
     </w:p>
     <w:p>
       <w:pPr>
-        <w:rPr>
-          <w:rFonts w:ascii="Times New Roman" w:hAnsi="Times New Roman" w:cs="Times New Roman"/>
-          <w:sz w:val="28"/>
-          <w:szCs w:val="28"/>
-        </w:rPr>
-      </w:pPr>
-    </w:p>
-    <w:p>
-      <w:pPr>
         <w:jc w:val="center"/>
         <w:rPr>
           <w:rFonts w:ascii="Times New Roman" w:hAnsi="Times New Roman" w:cs="Times New Roman"/>
-          <w:sz w:val="28"/>
-          <w:szCs w:val="28"/>
-        </w:rPr>
-      </w:pPr>
-      <w:r>
-        <w:rPr>
-          <w:rFonts w:ascii="Times New Roman" w:hAnsi="Times New Roman" w:cs="Times New Roman"/>
+          <w:b/>
+          <w:sz w:val="28"/>
+          <w:szCs w:val="28"/>
+        </w:rPr>
+      </w:pPr>
+      <w:r>
+        <w:rPr>
+          <w:rFonts w:ascii="Times New Roman" w:hAnsi="Times New Roman" w:cs="Times New Roman"/>
+          <w:b/>
           <w:noProof/>
           <w:sz w:val="28"/>
           <w:szCs w:val="28"/>
-        </w:rPr>
+          <w:lang w:eastAsia="ru-RU"/>
+        </w:rPr>
+        <w:lastRenderedPageBreak/>
         <w:drawing>
-          <wp:inline distT="0" distB="0" distL="0" distR="0" wp14:anchorId="0DBD5481" wp14:editId="2D9BCF6C">
-            <wp:extent cx="5940425" cy="3860165"/>
-            <wp:effectExtent l="0" t="0" r="3175" b="6985"/>
-            <wp:docPr id="9" name="Рисунок 9"/>
+          <wp:inline distT="0" distB="0" distL="0" distR="0" wp14:anchorId="75375A1C" wp14:editId="6788E678">
+            <wp:extent cx="5353797" cy="4020111"/>
+            <wp:effectExtent l="0" t="0" r="0" b="0"/>
+            <wp:docPr id="8" name="Рисунок 8"/>
             <wp:cNvGraphicFramePr>
               <a:graphicFrameLocks xmlns:a="http://schemas.openxmlformats.org/drawingml/2006/main" noChangeAspect="1"/>
             </wp:cNvGraphicFramePr>
@@ -1477,7 +1418,7 @@
                   <pic:spPr>
                     <a:xfrm>
                       <a:off x="0" y="0"/>
-                      <a:ext cx="5940425" cy="3860165"/>
+                      <a:ext cx="5353797" cy="4020111"/>
                     </a:xfrm>
                     <a:prstGeom prst="rect">
                       <a:avLst/>
@@ -1492,6 +1433,15 @@
     </w:p>
     <w:p>
       <w:pPr>
+        <w:rPr>
+          <w:rFonts w:ascii="Times New Roman" w:hAnsi="Times New Roman" w:cs="Times New Roman"/>
+          <w:sz w:val="28"/>
+          <w:szCs w:val="28"/>
+        </w:rPr>
+      </w:pPr>
+    </w:p>
+    <w:p>
+      <w:pPr>
         <w:jc w:val="center"/>
         <w:rPr>
           <w:rFonts w:ascii="Times New Roman" w:hAnsi="Times New Roman" w:cs="Times New Roman"/>
@@ -1499,29 +1449,19 @@
           <w:szCs w:val="28"/>
         </w:rPr>
       </w:pPr>
-    </w:p>
-    <w:p>
-      <w:pPr>
-        <w:jc w:val="center"/>
-        <w:rPr>
-          <w:rFonts w:ascii="Times New Roman" w:hAnsi="Times New Roman" w:cs="Times New Roman"/>
-          <w:sz w:val="28"/>
-          <w:szCs w:val="28"/>
-        </w:rPr>
-      </w:pPr>
       <w:r>
         <w:rPr>
           <w:rFonts w:ascii="Times New Roman" w:hAnsi="Times New Roman" w:cs="Times New Roman"/>
           <w:noProof/>
           <w:sz w:val="28"/>
           <w:szCs w:val="28"/>
-        </w:rPr>
-        <w:lastRenderedPageBreak/>
+          <w:lang w:eastAsia="ru-RU"/>
+        </w:rPr>
         <w:drawing>
-          <wp:inline distT="0" distB="0" distL="0" distR="0" wp14:anchorId="1FB2D6A8" wp14:editId="3DE33C7D">
-            <wp:extent cx="5940425" cy="4852035"/>
-            <wp:effectExtent l="0" t="0" r="3175" b="5715"/>
-            <wp:docPr id="10" name="Рисунок 10"/>
+          <wp:inline distT="0" distB="0" distL="0" distR="0" wp14:anchorId="0DBD5481" wp14:editId="2D9BCF6C">
+            <wp:extent cx="5940425" cy="3860165"/>
+            <wp:effectExtent l="0" t="0" r="3175" b="6985"/>
+            <wp:docPr id="9" name="Рисунок 9"/>
             <wp:cNvGraphicFramePr>
               <a:graphicFrameLocks xmlns:a="http://schemas.openxmlformats.org/drawingml/2006/main" noChangeAspect="1"/>
             </wp:cNvGraphicFramePr>
@@ -1541,7 +1481,7 @@
                   <pic:spPr>
                     <a:xfrm>
                       <a:off x="0" y="0"/>
-                      <a:ext cx="5940425" cy="4852035"/>
+                      <a:ext cx="5940425" cy="3860165"/>
                     </a:xfrm>
                     <a:prstGeom prst="rect">
                       <a:avLst/>
@@ -1556,15 +1496,6 @@
     </w:p>
     <w:p>
       <w:pPr>
-        <w:rPr>
-          <w:rFonts w:ascii="Times New Roman" w:hAnsi="Times New Roman" w:cs="Times New Roman"/>
-          <w:sz w:val="28"/>
-          <w:szCs w:val="28"/>
-        </w:rPr>
-      </w:pPr>
-    </w:p>
-    <w:p>
-      <w:pPr>
         <w:jc w:val="center"/>
         <w:rPr>
           <w:rFonts w:ascii="Times New Roman" w:hAnsi="Times New Roman" w:cs="Times New Roman"/>
@@ -1572,19 +1503,30 @@
           <w:szCs w:val="28"/>
         </w:rPr>
       </w:pPr>
+    </w:p>
+    <w:p>
+      <w:pPr>
+        <w:jc w:val="center"/>
+        <w:rPr>
+          <w:rFonts w:ascii="Times New Roman" w:hAnsi="Times New Roman" w:cs="Times New Roman"/>
+          <w:sz w:val="28"/>
+          <w:szCs w:val="28"/>
+        </w:rPr>
+      </w:pPr>
       <w:r>
         <w:rPr>
           <w:rFonts w:ascii="Times New Roman" w:hAnsi="Times New Roman" w:cs="Times New Roman"/>
           <w:noProof/>
           <w:sz w:val="28"/>
           <w:szCs w:val="28"/>
+          <w:lang w:eastAsia="ru-RU"/>
         </w:rPr>
         <w:lastRenderedPageBreak/>
         <w:drawing>
-          <wp:inline distT="0" distB="0" distL="0" distR="0" wp14:anchorId="2B8E4B88" wp14:editId="4D588011">
-            <wp:extent cx="5940425" cy="5382260"/>
-            <wp:effectExtent l="0" t="0" r="3175" b="8890"/>
-            <wp:docPr id="11" name="Рисунок 11"/>
+          <wp:inline distT="0" distB="0" distL="0" distR="0" wp14:anchorId="1FB2D6A8" wp14:editId="3DE33C7D">
+            <wp:extent cx="5940425" cy="4852035"/>
+            <wp:effectExtent l="0" t="0" r="3175" b="5715"/>
+            <wp:docPr id="10" name="Рисунок 10"/>
             <wp:cNvGraphicFramePr>
               <a:graphicFrameLocks xmlns:a="http://schemas.openxmlformats.org/drawingml/2006/main" noChangeAspect="1"/>
             </wp:cNvGraphicFramePr>
@@ -1604,7 +1546,7 @@
                   <pic:spPr>
                     <a:xfrm>
                       <a:off x="0" y="0"/>
-                      <a:ext cx="5940425" cy="5382260"/>
+                      <a:ext cx="5940425" cy="4852035"/>
                     </a:xfrm>
                     <a:prstGeom prst="rect">
                       <a:avLst/>
@@ -1641,13 +1583,14 @@
           <w:noProof/>
           <w:sz w:val="28"/>
           <w:szCs w:val="28"/>
+          <w:lang w:eastAsia="ru-RU"/>
         </w:rPr>
         <w:lastRenderedPageBreak/>
         <w:drawing>
-          <wp:inline distT="0" distB="0" distL="0" distR="0" wp14:anchorId="321032C0" wp14:editId="37E13CAD">
-            <wp:extent cx="5940425" cy="5855970"/>
-            <wp:effectExtent l="0" t="0" r="3175" b="0"/>
-            <wp:docPr id="12" name="Рисунок 12"/>
+          <wp:inline distT="0" distB="0" distL="0" distR="0" wp14:anchorId="2B8E4B88" wp14:editId="4D588011">
+            <wp:extent cx="5940425" cy="5382260"/>
+            <wp:effectExtent l="0" t="0" r="3175" b="8890"/>
+            <wp:docPr id="11" name="Рисунок 11"/>
             <wp:cNvGraphicFramePr>
               <a:graphicFrameLocks xmlns:a="http://schemas.openxmlformats.org/drawingml/2006/main" noChangeAspect="1"/>
             </wp:cNvGraphicFramePr>
@@ -1667,7 +1610,7 @@
                   <pic:spPr>
                     <a:xfrm>
                       <a:off x="0" y="0"/>
-                      <a:ext cx="5940425" cy="5855970"/>
+                      <a:ext cx="5940425" cy="5382260"/>
                     </a:xfrm>
                     <a:prstGeom prst="rect">
                       <a:avLst/>
@@ -1704,13 +1647,14 @@
           <w:noProof/>
           <w:sz w:val="28"/>
           <w:szCs w:val="28"/>
+          <w:lang w:eastAsia="ru-RU"/>
         </w:rPr>
         <w:lastRenderedPageBreak/>
         <w:drawing>
-          <wp:inline distT="0" distB="0" distL="0" distR="0" wp14:anchorId="6A6AEB52" wp14:editId="734A9B61">
-            <wp:extent cx="5940425" cy="5675630"/>
-            <wp:effectExtent l="0" t="0" r="3175" b="1270"/>
-            <wp:docPr id="13" name="Рисунок 13"/>
+          <wp:inline distT="0" distB="0" distL="0" distR="0" wp14:anchorId="321032C0" wp14:editId="37E13CAD">
+            <wp:extent cx="5940425" cy="5855970"/>
+            <wp:effectExtent l="0" t="0" r="3175" b="0"/>
+            <wp:docPr id="12" name="Рисунок 12"/>
             <wp:cNvGraphicFramePr>
               <a:graphicFrameLocks xmlns:a="http://schemas.openxmlformats.org/drawingml/2006/main" noChangeAspect="1"/>
             </wp:cNvGraphicFramePr>
@@ -1730,7 +1674,7 @@
                   <pic:spPr>
                     <a:xfrm>
                       <a:off x="0" y="0"/>
-                      <a:ext cx="5940425" cy="5675630"/>
+                      <a:ext cx="5940425" cy="5855970"/>
                     </a:xfrm>
                     <a:prstGeom prst="rect">
                       <a:avLst/>
@@ -1745,6 +1689,15 @@
     </w:p>
     <w:p>
       <w:pPr>
+        <w:rPr>
+          <w:rFonts w:ascii="Times New Roman" w:hAnsi="Times New Roman" w:cs="Times New Roman"/>
+          <w:sz w:val="28"/>
+          <w:szCs w:val="28"/>
+        </w:rPr>
+      </w:pPr>
+    </w:p>
+    <w:p>
+      <w:pPr>
         <w:jc w:val="center"/>
         <w:rPr>
           <w:rFonts w:ascii="Times New Roman" w:hAnsi="Times New Roman" w:cs="Times New Roman"/>
@@ -1758,12 +1711,14 @@
           <w:noProof/>
           <w:sz w:val="28"/>
           <w:szCs w:val="28"/>
-        </w:rPr>
+          <w:lang w:eastAsia="ru-RU"/>
+        </w:rPr>
+        <w:lastRenderedPageBreak/>
         <w:drawing>
-          <wp:inline distT="0" distB="0" distL="0" distR="0" wp14:anchorId="74C1F365" wp14:editId="36968AB7">
-            <wp:extent cx="4772025" cy="1714066"/>
-            <wp:effectExtent l="0" t="0" r="0" b="635"/>
-            <wp:docPr id="14" name="Рисунок 14"/>
+          <wp:inline distT="0" distB="0" distL="0" distR="0" wp14:anchorId="6A6AEB52" wp14:editId="734A9B61">
+            <wp:extent cx="5940425" cy="5675630"/>
+            <wp:effectExtent l="0" t="0" r="3175" b="1270"/>
+            <wp:docPr id="13" name="Рисунок 13"/>
             <wp:cNvGraphicFramePr>
               <a:graphicFrameLocks xmlns:a="http://schemas.openxmlformats.org/drawingml/2006/main" noChangeAspect="1"/>
             </wp:cNvGraphicFramePr>
@@ -1783,7 +1738,7 @@
                   <pic:spPr>
                     <a:xfrm>
                       <a:off x="0" y="0"/>
-                      <a:ext cx="4799008" cy="1723758"/>
+                      <a:ext cx="5940425" cy="5675630"/>
                     </a:xfrm>
                     <a:prstGeom prst="rect">
                       <a:avLst/>
@@ -1798,21 +1753,11 @@
     </w:p>
     <w:p>
       <w:pPr>
-        <w:rPr>
-          <w:rFonts w:ascii="Times New Roman" w:hAnsi="Times New Roman" w:cs="Times New Roman"/>
-          <w:sz w:val="28"/>
-          <w:szCs w:val="28"/>
-        </w:rPr>
-      </w:pPr>
-    </w:p>
-    <w:p>
-      <w:pPr>
         <w:jc w:val="center"/>
         <w:rPr>
           <w:rFonts w:ascii="Times New Roman" w:hAnsi="Times New Roman" w:cs="Times New Roman"/>
           <w:sz w:val="28"/>
           <w:szCs w:val="28"/>
-          <w:lang w:val="en-US"/>
         </w:rPr>
       </w:pPr>
       <w:r>
@@ -1821,14 +1766,13 @@
           <w:noProof/>
           <w:sz w:val="28"/>
           <w:szCs w:val="28"/>
-          <w:lang w:val="en-US"/>
-        </w:rPr>
-        <w:lastRenderedPageBreak/>
+          <w:lang w:eastAsia="ru-RU"/>
+        </w:rPr>
         <w:drawing>
-          <wp:inline distT="0" distB="0" distL="0" distR="0" wp14:anchorId="3171F507" wp14:editId="272D5B3E">
-            <wp:extent cx="5940425" cy="1483360"/>
-            <wp:effectExtent l="0" t="0" r="3175" b="2540"/>
-            <wp:docPr id="15" name="Рисунок 15"/>
+          <wp:inline distT="0" distB="0" distL="0" distR="0" wp14:anchorId="74C1F365" wp14:editId="36968AB7">
+            <wp:extent cx="4772025" cy="1714066"/>
+            <wp:effectExtent l="0" t="0" r="0" b="635"/>
+            <wp:docPr id="14" name="Рисунок 14"/>
             <wp:cNvGraphicFramePr>
               <a:graphicFrameLocks xmlns:a="http://schemas.openxmlformats.org/drawingml/2006/main" noChangeAspect="1"/>
             </wp:cNvGraphicFramePr>
@@ -1848,7 +1792,7 @@
                   <pic:spPr>
                     <a:xfrm>
                       <a:off x="0" y="0"/>
-                      <a:ext cx="5940425" cy="1483360"/>
+                      <a:ext cx="4799008" cy="1723758"/>
                     </a:xfrm>
                     <a:prstGeom prst="rect">
                       <a:avLst/>
@@ -1877,6 +1821,7 @@
           <w:rFonts w:ascii="Times New Roman" w:hAnsi="Times New Roman" w:cs="Times New Roman"/>
           <w:sz w:val="28"/>
           <w:szCs w:val="28"/>
+          <w:lang w:val="en-US"/>
         </w:rPr>
       </w:pPr>
       <w:r>
@@ -1885,12 +1830,14 @@
           <w:noProof/>
           <w:sz w:val="28"/>
           <w:szCs w:val="28"/>
-        </w:rPr>
+          <w:lang w:eastAsia="ru-RU"/>
+        </w:rPr>
+        <w:lastRenderedPageBreak/>
         <w:drawing>
-          <wp:inline distT="0" distB="0" distL="0" distR="0" wp14:anchorId="1AC9F3DA" wp14:editId="708857FE">
-            <wp:extent cx="5940425" cy="6572250"/>
-            <wp:effectExtent l="0" t="0" r="3175" b="0"/>
-            <wp:docPr id="16" name="Рисунок 16"/>
+          <wp:inline distT="0" distB="0" distL="0" distR="0" wp14:anchorId="3171F507" wp14:editId="272D5B3E">
+            <wp:extent cx="5940425" cy="1483360"/>
+            <wp:effectExtent l="0" t="0" r="3175" b="2540"/>
+            <wp:docPr id="15" name="Рисунок 15"/>
             <wp:cNvGraphicFramePr>
               <a:graphicFrameLocks xmlns:a="http://schemas.openxmlformats.org/drawingml/2006/main" noChangeAspect="1"/>
             </wp:cNvGraphicFramePr>
@@ -1910,7 +1857,7 @@
                   <pic:spPr>
                     <a:xfrm>
                       <a:off x="0" y="0"/>
-                      <a:ext cx="5940425" cy="6572250"/>
+                      <a:ext cx="5940425" cy="1483360"/>
                     </a:xfrm>
                     <a:prstGeom prst="rect">
                       <a:avLst/>
@@ -1929,7 +1876,6 @@
           <w:rFonts w:ascii="Times New Roman" w:hAnsi="Times New Roman" w:cs="Times New Roman"/>
           <w:sz w:val="28"/>
           <w:szCs w:val="28"/>
-          <w:lang w:val="en-US"/>
         </w:rPr>
       </w:pPr>
     </w:p>
@@ -1945,16 +1891,15 @@
       <w:r>
         <w:rPr>
           <w:rFonts w:ascii="Times New Roman" w:hAnsi="Times New Roman" w:cs="Times New Roman"/>
-          <w:noProof/>
           <w:sz w:val="28"/>
           <w:szCs w:val="28"/>
         </w:rPr>
         <w:lastRenderedPageBreak/>
         <w:drawing>
-          <wp:inline distT="0" distB="0" distL="0" distR="0" wp14:anchorId="1B2C1CBA" wp14:editId="7030B9AC">
-            <wp:extent cx="5940425" cy="6073775"/>
-            <wp:effectExtent l="0" t="0" r="3175" b="3175"/>
-            <wp:docPr id="17" name="Рисунок 17"/>
+          <wp:inline distT="0" distB="0" distL="0" distR="0" wp14:anchorId="794216B4" wp14:editId="7F85EF3D">
+            <wp:extent cx="5940425" cy="7442545"/>
+            <wp:effectExtent l="0" t="0" r="3175" b="6350"/>
+            <wp:docPr id="34" name="Рисунок 34"/>
             <wp:cNvGraphicFramePr>
               <a:graphicFrameLocks xmlns:a="http://schemas.openxmlformats.org/drawingml/2006/main" noChangeAspect="1"/>
             </wp:cNvGraphicFramePr>
@@ -1962,7 +1907,7 @@
               <a:graphicData uri="http://schemas.openxmlformats.org/drawingml/2006/picture">
                 <pic:pic xmlns:pic="http://schemas.openxmlformats.org/drawingml/2006/picture">
                   <pic:nvPicPr>
-                    <pic:cNvPr id="1" name=""/>
+                    <pic:cNvPr id="0" name=""/>
                     <pic:cNvPicPr/>
                   </pic:nvPicPr>
                   <pic:blipFill>
@@ -1974,7 +1919,7 @@
                   <pic:spPr>
                     <a:xfrm>
                       <a:off x="0" y="0"/>
-                      <a:ext cx="5940425" cy="6073775"/>
+                      <a:ext cx="5940425" cy="7442545"/>
                     </a:xfrm>
                     <a:prstGeom prst="rect">
                       <a:avLst/>
@@ -1989,6 +1934,16 @@
     </w:p>
     <w:p>
       <w:pPr>
+        <w:rPr>
+          <w:rFonts w:ascii="Times New Roman" w:hAnsi="Times New Roman" w:cs="Times New Roman"/>
+          <w:sz w:val="28"/>
+          <w:szCs w:val="28"/>
+          <w:lang w:val="en-US"/>
+        </w:rPr>
+      </w:pPr>
+    </w:p>
+    <w:p>
+      <w:pPr>
         <w:jc w:val="center"/>
         <w:rPr>
           <w:rFonts w:ascii="Times New Roman" w:hAnsi="Times New Roman" w:cs="Times New Roman"/>
@@ -1999,16 +1954,15 @@
       <w:r>
         <w:rPr>
           <w:rFonts w:ascii="Times New Roman" w:hAnsi="Times New Roman" w:cs="Times New Roman"/>
-          <w:noProof/>
           <w:sz w:val="28"/>
           <w:szCs w:val="28"/>
         </w:rPr>
         <w:lastRenderedPageBreak/>
         <w:drawing>
-          <wp:inline distT="0" distB="0" distL="0" distR="0" wp14:anchorId="1C3148FE" wp14:editId="29C9F33E">
-            <wp:extent cx="5858693" cy="4725059"/>
-            <wp:effectExtent l="0" t="0" r="8890" b="0"/>
-            <wp:docPr id="18" name="Рисунок 18"/>
+          <wp:inline distT="0" distB="0" distL="0" distR="0" wp14:anchorId="758AE4D9" wp14:editId="6EA800D7">
+            <wp:extent cx="5940425" cy="5479366"/>
+            <wp:effectExtent l="0" t="0" r="3175" b="7620"/>
+            <wp:docPr id="35" name="Рисунок 35"/>
             <wp:cNvGraphicFramePr>
               <a:graphicFrameLocks xmlns:a="http://schemas.openxmlformats.org/drawingml/2006/main" noChangeAspect="1"/>
             </wp:cNvGraphicFramePr>
@@ -2016,7 +1970,7 @@
               <a:graphicData uri="http://schemas.openxmlformats.org/drawingml/2006/picture">
                 <pic:pic xmlns:pic="http://schemas.openxmlformats.org/drawingml/2006/picture">
                   <pic:nvPicPr>
-                    <pic:cNvPr id="1" name=""/>
+                    <pic:cNvPr id="0" name=""/>
                     <pic:cNvPicPr/>
                   </pic:nvPicPr>
                   <pic:blipFill>
@@ -2028,7 +1982,7 @@
                   <pic:spPr>
                     <a:xfrm>
                       <a:off x="0" y="0"/>
-                      <a:ext cx="5858693" cy="4725059"/>
+                      <a:ext cx="5940425" cy="5479366"/>
                     </a:xfrm>
                     <a:prstGeom prst="rect">
                       <a:avLst/>
@@ -2043,15 +1997,6 @@
     </w:p>
     <w:p>
       <w:pPr>
-        <w:rPr>
-          <w:rFonts w:ascii="Times New Roman" w:hAnsi="Times New Roman" w:cs="Times New Roman"/>
-          <w:sz w:val="28"/>
-          <w:szCs w:val="28"/>
-        </w:rPr>
-      </w:pPr>
-    </w:p>
-    <w:p>
-      <w:pPr>
         <w:jc w:val="center"/>
         <w:rPr>
           <w:rFonts w:ascii="Times New Roman" w:hAnsi="Times New Roman" w:cs="Times New Roman"/>
@@ -2062,16 +2007,15 @@
       <w:r>
         <w:rPr>
           <w:rFonts w:ascii="Times New Roman" w:hAnsi="Times New Roman" w:cs="Times New Roman"/>
-          <w:noProof/>
           <w:sz w:val="28"/>
           <w:szCs w:val="28"/>
         </w:rPr>
         <w:lastRenderedPageBreak/>
         <w:drawing>
-          <wp:inline distT="0" distB="0" distL="0" distR="0" wp14:anchorId="7BA307E8" wp14:editId="07767757">
-            <wp:extent cx="5940425" cy="5659120"/>
-            <wp:effectExtent l="0" t="0" r="3175" b="0"/>
-            <wp:docPr id="19" name="Рисунок 19"/>
+          <wp:inline distT="0" distB="0" distL="0" distR="0" wp14:anchorId="0354BED4" wp14:editId="65296C82">
+            <wp:extent cx="5658640" cy="4820323"/>
+            <wp:effectExtent l="0" t="0" r="0" b="0"/>
+            <wp:docPr id="36" name="Рисунок 36"/>
             <wp:cNvGraphicFramePr>
               <a:graphicFrameLocks xmlns:a="http://schemas.openxmlformats.org/drawingml/2006/main" noChangeAspect="1"/>
             </wp:cNvGraphicFramePr>
@@ -2079,7 +2023,7 @@
               <a:graphicData uri="http://schemas.openxmlformats.org/drawingml/2006/picture">
                 <pic:pic xmlns:pic="http://schemas.openxmlformats.org/drawingml/2006/picture">
                   <pic:nvPicPr>
-                    <pic:cNvPr id="1" name=""/>
+                    <pic:cNvPr id="0" name=""/>
                     <pic:cNvPicPr/>
                   </pic:nvPicPr>
                   <pic:blipFill>
@@ -2091,7 +2035,7 @@
                   <pic:spPr>
                     <a:xfrm>
                       <a:off x="0" y="0"/>
-                      <a:ext cx="5940425" cy="5659120"/>
+                      <a:ext cx="5658640" cy="4820323"/>
                     </a:xfrm>
                     <a:prstGeom prst="rect">
                       <a:avLst/>
@@ -2106,6 +2050,15 @@
     </w:p>
     <w:p>
       <w:pPr>
+        <w:rPr>
+          <w:rFonts w:ascii="Times New Roman" w:hAnsi="Times New Roman" w:cs="Times New Roman"/>
+          <w:sz w:val="28"/>
+          <w:szCs w:val="28"/>
+        </w:rPr>
+      </w:pPr>
+    </w:p>
+    <w:p>
+      <w:pPr>
         <w:jc w:val="center"/>
         <w:rPr>
           <w:rFonts w:ascii="Times New Roman" w:hAnsi="Times New Roman" w:cs="Times New Roman"/>
@@ -2116,15 +2069,15 @@
       <w:r>
         <w:rPr>
           <w:rFonts w:ascii="Times New Roman" w:hAnsi="Times New Roman" w:cs="Times New Roman"/>
-          <w:noProof/>
-          <w:sz w:val="28"/>
-          <w:szCs w:val="28"/>
-        </w:rPr>
+          <w:sz w:val="28"/>
+          <w:szCs w:val="28"/>
+        </w:rPr>
+        <w:lastRenderedPageBreak/>
         <w:drawing>
-          <wp:inline distT="0" distB="0" distL="0" distR="0" wp14:anchorId="649237ED" wp14:editId="58785929">
-            <wp:extent cx="5525271" cy="2029108"/>
-            <wp:effectExtent l="0" t="0" r="0" b="9525"/>
-            <wp:docPr id="20" name="Рисунок 20"/>
+          <wp:inline distT="0" distB="0" distL="0" distR="0" wp14:anchorId="5FC44F21" wp14:editId="31918FF6">
+            <wp:extent cx="5940425" cy="5575624"/>
+            <wp:effectExtent l="0" t="0" r="3175" b="6350"/>
+            <wp:docPr id="37" name="Рисунок 37"/>
             <wp:cNvGraphicFramePr>
               <a:graphicFrameLocks xmlns:a="http://schemas.openxmlformats.org/drawingml/2006/main" noChangeAspect="1"/>
             </wp:cNvGraphicFramePr>
@@ -2132,7 +2085,7 @@
               <a:graphicData uri="http://schemas.openxmlformats.org/drawingml/2006/picture">
                 <pic:pic xmlns:pic="http://schemas.openxmlformats.org/drawingml/2006/picture">
                   <pic:nvPicPr>
-                    <pic:cNvPr id="1" name=""/>
+                    <pic:cNvPr id="0" name=""/>
                     <pic:cNvPicPr/>
                   </pic:nvPicPr>
                   <pic:blipFill>
@@ -2144,7 +2097,7 @@
                   <pic:spPr>
                     <a:xfrm>
                       <a:off x="0" y="0"/>
-                      <a:ext cx="5525271" cy="2029108"/>
+                      <a:ext cx="5940425" cy="5575624"/>
                     </a:xfrm>
                     <a:prstGeom prst="rect">
                       <a:avLst/>
@@ -2159,15 +2112,6 @@
     </w:p>
     <w:p>
       <w:pPr>
-        <w:rPr>
-          <w:rFonts w:ascii="Times New Roman" w:hAnsi="Times New Roman" w:cs="Times New Roman"/>
-          <w:sz w:val="28"/>
-          <w:szCs w:val="28"/>
-        </w:rPr>
-      </w:pPr>
-    </w:p>
-    <w:p>
-      <w:pPr>
         <w:jc w:val="center"/>
         <w:rPr>
           <w:rFonts w:ascii="Times New Roman" w:hAnsi="Times New Roman" w:cs="Times New Roman"/>
@@ -2178,16 +2122,14 @@
       <w:r>
         <w:rPr>
           <w:rFonts w:ascii="Times New Roman" w:hAnsi="Times New Roman" w:cs="Times New Roman"/>
-          <w:noProof/>
-          <w:sz w:val="28"/>
-          <w:szCs w:val="28"/>
-        </w:rPr>
-        <w:lastRenderedPageBreak/>
+          <w:sz w:val="28"/>
+          <w:szCs w:val="28"/>
+        </w:rPr>
         <w:drawing>
-          <wp:inline distT="0" distB="0" distL="0" distR="0" wp14:anchorId="7D188ED7" wp14:editId="06370571">
-            <wp:extent cx="5940425" cy="3877310"/>
-            <wp:effectExtent l="0" t="0" r="3175" b="8890"/>
-            <wp:docPr id="21" name="Рисунок 21"/>
+          <wp:inline distT="0" distB="0" distL="0" distR="0" wp14:anchorId="31827EFA" wp14:editId="764DF90F">
+            <wp:extent cx="4944165" cy="1924319"/>
+            <wp:effectExtent l="0" t="0" r="0" b="0"/>
+            <wp:docPr id="38" name="Рисунок 38"/>
             <wp:cNvGraphicFramePr>
               <a:graphicFrameLocks xmlns:a="http://schemas.openxmlformats.org/drawingml/2006/main" noChangeAspect="1"/>
             </wp:cNvGraphicFramePr>
@@ -2195,7 +2137,7 @@
               <a:graphicData uri="http://schemas.openxmlformats.org/drawingml/2006/picture">
                 <pic:pic xmlns:pic="http://schemas.openxmlformats.org/drawingml/2006/picture">
                   <pic:nvPicPr>
-                    <pic:cNvPr id="1" name=""/>
+                    <pic:cNvPr id="0" name=""/>
                     <pic:cNvPicPr/>
                   </pic:nvPicPr>
                   <pic:blipFill>
@@ -2207,7 +2149,7 @@
                   <pic:spPr>
                     <a:xfrm>
                       <a:off x="0" y="0"/>
-                      <a:ext cx="5940425" cy="3877310"/>
+                      <a:ext cx="4944165" cy="1924319"/>
                     </a:xfrm>
                     <a:prstGeom prst="rect">
                       <a:avLst/>
@@ -2219,6 +2161,17 @@
           </wp:inline>
         </w:drawing>
       </w:r>
+      <w:bookmarkStart w:id="0" w:name="_GoBack"/>
+      <w:bookmarkEnd w:id="0"/>
+    </w:p>
+    <w:p>
+      <w:pPr>
+        <w:rPr>
+          <w:rFonts w:ascii="Times New Roman" w:hAnsi="Times New Roman" w:cs="Times New Roman"/>
+          <w:sz w:val="28"/>
+          <w:szCs w:val="28"/>
+        </w:rPr>
+      </w:pPr>
     </w:p>
     <w:p>
       <w:pPr>
@@ -2229,28 +2182,20 @@
           <w:szCs w:val="28"/>
         </w:rPr>
       </w:pPr>
-    </w:p>
-    <w:p>
-      <w:pPr>
-        <w:jc w:val="center"/>
-        <w:rPr>
-          <w:rFonts w:ascii="Times New Roman" w:hAnsi="Times New Roman" w:cs="Times New Roman"/>
-          <w:sz w:val="28"/>
-          <w:szCs w:val="28"/>
-        </w:rPr>
-      </w:pPr>
       <w:r>
         <w:rPr>
           <w:rFonts w:ascii="Times New Roman" w:hAnsi="Times New Roman" w:cs="Times New Roman"/>
           <w:noProof/>
           <w:sz w:val="28"/>
           <w:szCs w:val="28"/>
-        </w:rPr>
+          <w:lang w:eastAsia="ru-RU"/>
+        </w:rPr>
+        <w:lastRenderedPageBreak/>
         <w:drawing>
-          <wp:inline distT="0" distB="0" distL="0" distR="0" wp14:anchorId="42C2A1CA" wp14:editId="547E088C">
-            <wp:extent cx="5940425" cy="2277110"/>
+          <wp:inline distT="0" distB="0" distL="0" distR="0" wp14:anchorId="7D188ED7" wp14:editId="06370571">
+            <wp:extent cx="5940425" cy="3877310"/>
             <wp:effectExtent l="0" t="0" r="3175" b="8890"/>
-            <wp:docPr id="22" name="Рисунок 22"/>
+            <wp:docPr id="21" name="Рисунок 21"/>
             <wp:cNvGraphicFramePr>
               <a:graphicFrameLocks xmlns:a="http://schemas.openxmlformats.org/drawingml/2006/main" noChangeAspect="1"/>
             </wp:cNvGraphicFramePr>
@@ -2270,7 +2215,7 @@
                   <pic:spPr>
                     <a:xfrm>
                       <a:off x="0" y="0"/>
-                      <a:ext cx="5940425" cy="2277110"/>
+                      <a:ext cx="5940425" cy="3877310"/>
                     </a:xfrm>
                     <a:prstGeom prst="rect">
                       <a:avLst/>
@@ -2285,15 +2230,6 @@
     </w:p>
     <w:p>
       <w:pPr>
-        <w:rPr>
-          <w:rFonts w:ascii="Times New Roman" w:hAnsi="Times New Roman" w:cs="Times New Roman"/>
-          <w:sz w:val="28"/>
-          <w:szCs w:val="28"/>
-        </w:rPr>
-      </w:pPr>
-    </w:p>
-    <w:p>
-      <w:pPr>
         <w:jc w:val="center"/>
         <w:rPr>
           <w:rFonts w:ascii="Times New Roman" w:hAnsi="Times New Roman" w:cs="Times New Roman"/>
@@ -2301,18 +2237,29 @@
           <w:szCs w:val="28"/>
         </w:rPr>
       </w:pPr>
+    </w:p>
+    <w:p>
+      <w:pPr>
+        <w:jc w:val="center"/>
+        <w:rPr>
+          <w:rFonts w:ascii="Times New Roman" w:hAnsi="Times New Roman" w:cs="Times New Roman"/>
+          <w:sz w:val="28"/>
+          <w:szCs w:val="28"/>
+        </w:rPr>
+      </w:pPr>
       <w:r>
         <w:rPr>
           <w:rFonts w:ascii="Times New Roman" w:hAnsi="Times New Roman" w:cs="Times New Roman"/>
           <w:noProof/>
           <w:sz w:val="28"/>
           <w:szCs w:val="28"/>
+          <w:lang w:eastAsia="ru-RU"/>
         </w:rPr>
         <w:drawing>
-          <wp:inline distT="0" distB="0" distL="0" distR="0" wp14:anchorId="5EDE25EF" wp14:editId="496F1A08">
-            <wp:extent cx="5940425" cy="1486535"/>
-            <wp:effectExtent l="0" t="0" r="3175" b="0"/>
-            <wp:docPr id="23" name="Рисунок 23"/>
+          <wp:inline distT="0" distB="0" distL="0" distR="0" wp14:anchorId="42C2A1CA" wp14:editId="547E088C">
+            <wp:extent cx="5940425" cy="2277110"/>
+            <wp:effectExtent l="0" t="0" r="3175" b="8890"/>
+            <wp:docPr id="22" name="Рисунок 22"/>
             <wp:cNvGraphicFramePr>
               <a:graphicFrameLocks xmlns:a="http://schemas.openxmlformats.org/drawingml/2006/main" noChangeAspect="1"/>
             </wp:cNvGraphicFramePr>
@@ -2332,7 +2279,7 @@
                   <pic:spPr>
                     <a:xfrm>
                       <a:off x="0" y="0"/>
-                      <a:ext cx="5940425" cy="1486535"/>
+                      <a:ext cx="5940425" cy="2277110"/>
                     </a:xfrm>
                     <a:prstGeom prst="rect">
                       <a:avLst/>
@@ -2369,13 +2316,13 @@
           <w:noProof/>
           <w:sz w:val="28"/>
           <w:szCs w:val="28"/>
-        </w:rPr>
-        <w:lastRenderedPageBreak/>
+          <w:lang w:eastAsia="ru-RU"/>
+        </w:rPr>
         <w:drawing>
-          <wp:inline distT="0" distB="0" distL="0" distR="0" wp14:anchorId="06545040" wp14:editId="351AEA0B">
-            <wp:extent cx="5940425" cy="1597025"/>
-            <wp:effectExtent l="0" t="0" r="3175" b="3175"/>
-            <wp:docPr id="24" name="Рисунок 24"/>
+          <wp:inline distT="0" distB="0" distL="0" distR="0" wp14:anchorId="5EDE25EF" wp14:editId="496F1A08">
+            <wp:extent cx="5940425" cy="1486535"/>
+            <wp:effectExtent l="0" t="0" r="3175" b="0"/>
+            <wp:docPr id="23" name="Рисунок 23"/>
             <wp:cNvGraphicFramePr>
               <a:graphicFrameLocks xmlns:a="http://schemas.openxmlformats.org/drawingml/2006/main" noChangeAspect="1"/>
             </wp:cNvGraphicFramePr>
@@ -2395,7 +2342,7 @@
                   <pic:spPr>
                     <a:xfrm>
                       <a:off x="0" y="0"/>
-                      <a:ext cx="5940425" cy="1597025"/>
+                      <a:ext cx="5940425" cy="1486535"/>
                     </a:xfrm>
                     <a:prstGeom prst="rect">
                       <a:avLst/>
@@ -2410,6 +2357,15 @@
     </w:p>
     <w:p>
       <w:pPr>
+        <w:rPr>
+          <w:rFonts w:ascii="Times New Roman" w:hAnsi="Times New Roman" w:cs="Times New Roman"/>
+          <w:sz w:val="28"/>
+          <w:szCs w:val="28"/>
+        </w:rPr>
+      </w:pPr>
+    </w:p>
+    <w:p>
+      <w:pPr>
         <w:jc w:val="center"/>
         <w:rPr>
           <w:rFonts w:ascii="Times New Roman" w:hAnsi="Times New Roman" w:cs="Times New Roman"/>
@@ -2423,12 +2379,14 @@
           <w:noProof/>
           <w:sz w:val="28"/>
           <w:szCs w:val="28"/>
-        </w:rPr>
+          <w:lang w:eastAsia="ru-RU"/>
+        </w:rPr>
+        <w:lastRenderedPageBreak/>
         <w:drawing>
-          <wp:inline distT="0" distB="0" distL="0" distR="0" wp14:anchorId="4A6D0095" wp14:editId="4912F67F">
-            <wp:extent cx="5940425" cy="1437640"/>
-            <wp:effectExtent l="0" t="0" r="3175" b="0"/>
-            <wp:docPr id="25" name="Рисунок 25"/>
+          <wp:inline distT="0" distB="0" distL="0" distR="0" wp14:anchorId="06545040" wp14:editId="351AEA0B">
+            <wp:extent cx="5940425" cy="1597025"/>
+            <wp:effectExtent l="0" t="0" r="3175" b="3175"/>
+            <wp:docPr id="24" name="Рисунок 24"/>
             <wp:cNvGraphicFramePr>
               <a:graphicFrameLocks xmlns:a="http://schemas.openxmlformats.org/drawingml/2006/main" noChangeAspect="1"/>
             </wp:cNvGraphicFramePr>
@@ -2448,7 +2406,7 @@
                   <pic:spPr>
                     <a:xfrm>
                       <a:off x="0" y="0"/>
-                      <a:ext cx="5940425" cy="1437640"/>
+                      <a:ext cx="5940425" cy="1597025"/>
                     </a:xfrm>
                     <a:prstGeom prst="rect">
                       <a:avLst/>
@@ -2463,15 +2421,6 @@
     </w:p>
     <w:p>
       <w:pPr>
-        <w:rPr>
-          <w:rFonts w:ascii="Times New Roman" w:hAnsi="Times New Roman" w:cs="Times New Roman"/>
-          <w:sz w:val="28"/>
-          <w:szCs w:val="28"/>
-        </w:rPr>
-      </w:pPr>
-    </w:p>
-    <w:p>
-      <w:pPr>
         <w:jc w:val="center"/>
         <w:rPr>
           <w:rFonts w:ascii="Times New Roman" w:hAnsi="Times New Roman" w:cs="Times New Roman"/>
@@ -2485,12 +2434,13 @@
           <w:noProof/>
           <w:sz w:val="28"/>
           <w:szCs w:val="28"/>
+          <w:lang w:eastAsia="ru-RU"/>
         </w:rPr>
         <w:drawing>
-          <wp:inline distT="0" distB="0" distL="0" distR="0" wp14:anchorId="059E6015" wp14:editId="7DD92434">
-            <wp:extent cx="5940425" cy="3964305"/>
+          <wp:inline distT="0" distB="0" distL="0" distR="0" wp14:anchorId="4A6D0095" wp14:editId="4912F67F">
+            <wp:extent cx="5940425" cy="1437640"/>
             <wp:effectExtent l="0" t="0" r="3175" b="0"/>
-            <wp:docPr id="26" name="Рисунок 26"/>
+            <wp:docPr id="25" name="Рисунок 25"/>
             <wp:cNvGraphicFramePr>
               <a:graphicFrameLocks xmlns:a="http://schemas.openxmlformats.org/drawingml/2006/main" noChangeAspect="1"/>
             </wp:cNvGraphicFramePr>
@@ -2510,7 +2460,7 @@
                   <pic:spPr>
                     <a:xfrm>
                       <a:off x="0" y="0"/>
-                      <a:ext cx="5940425" cy="3964305"/>
+                      <a:ext cx="5940425" cy="1437640"/>
                     </a:xfrm>
                     <a:prstGeom prst="rect">
                       <a:avLst/>
@@ -2525,6 +2475,15 @@
     </w:p>
     <w:p>
       <w:pPr>
+        <w:rPr>
+          <w:rFonts w:ascii="Times New Roman" w:hAnsi="Times New Roman" w:cs="Times New Roman"/>
+          <w:sz w:val="28"/>
+          <w:szCs w:val="28"/>
+        </w:rPr>
+      </w:pPr>
+    </w:p>
+    <w:p>
+      <w:pPr>
         <w:jc w:val="center"/>
         <w:rPr>
           <w:rFonts w:ascii="Times New Roman" w:hAnsi="Times New Roman" w:cs="Times New Roman"/>
@@ -2532,29 +2491,19 @@
           <w:szCs w:val="28"/>
         </w:rPr>
       </w:pPr>
-    </w:p>
-    <w:p>
-      <w:pPr>
-        <w:jc w:val="center"/>
-        <w:rPr>
-          <w:rFonts w:ascii="Times New Roman" w:hAnsi="Times New Roman" w:cs="Times New Roman"/>
-          <w:sz w:val="28"/>
-          <w:szCs w:val="28"/>
-        </w:rPr>
-      </w:pPr>
       <w:r>
         <w:rPr>
           <w:rFonts w:ascii="Times New Roman" w:hAnsi="Times New Roman" w:cs="Times New Roman"/>
           <w:noProof/>
           <w:sz w:val="28"/>
           <w:szCs w:val="28"/>
-        </w:rPr>
-        <w:lastRenderedPageBreak/>
+          <w:lang w:eastAsia="ru-RU"/>
+        </w:rPr>
         <w:drawing>
-          <wp:inline distT="0" distB="0" distL="0" distR="0" wp14:anchorId="53E830EE" wp14:editId="6216E1CD">
-            <wp:extent cx="5940425" cy="2271395"/>
+          <wp:inline distT="0" distB="0" distL="0" distR="0" wp14:anchorId="059E6015" wp14:editId="7DD92434">
+            <wp:extent cx="5940425" cy="3964305"/>
             <wp:effectExtent l="0" t="0" r="3175" b="0"/>
-            <wp:docPr id="27" name="Рисунок 27"/>
+            <wp:docPr id="26" name="Рисунок 26"/>
             <wp:cNvGraphicFramePr>
               <a:graphicFrameLocks xmlns:a="http://schemas.openxmlformats.org/drawingml/2006/main" noChangeAspect="1"/>
             </wp:cNvGraphicFramePr>
@@ -2574,7 +2523,7 @@
                   <pic:spPr>
                     <a:xfrm>
                       <a:off x="0" y="0"/>
-                      <a:ext cx="5940425" cy="2271395"/>
+                      <a:ext cx="5940425" cy="3964305"/>
                     </a:xfrm>
                     <a:prstGeom prst="rect">
                       <a:avLst/>
@@ -2589,100 +2538,37 @@
     </w:p>
     <w:p>
       <w:pPr>
-        <w:pageBreakBefore/>
-        <w:rPr>
-          <w:rFonts w:ascii="Times New Roman" w:hAnsi="Times New Roman" w:cs="Times New Roman"/>
-          <w:sz w:val="28"/>
-          <w:szCs w:val="28"/>
-        </w:rPr>
-      </w:pPr>
-    </w:p>
-    <w:p>
-      <w:pPr>
-        <w:pageBreakBefore/>
-        <w:rPr>
-          <w:rFonts w:ascii="Times New Roman" w:hAnsi="Times New Roman" w:cs="Times New Roman"/>
-          <w:b/>
-          <w:sz w:val="28"/>
-          <w:szCs w:val="28"/>
-        </w:rPr>
-      </w:pPr>
-      <w:r>
-        <w:rPr>
-          <w:rFonts w:ascii="Times New Roman" w:hAnsi="Times New Roman" w:cs="Times New Roman"/>
-          <w:b/>
-          <w:sz w:val="28"/>
-          <w:szCs w:val="28"/>
+        <w:jc w:val="center"/>
+        <w:rPr>
+          <w:rFonts w:ascii="Times New Roman" w:hAnsi="Times New Roman" w:cs="Times New Roman"/>
+          <w:sz w:val="28"/>
+          <w:szCs w:val="28"/>
+        </w:rPr>
+      </w:pPr>
+    </w:p>
+    <w:p>
+      <w:pPr>
+        <w:jc w:val="center"/>
+        <w:rPr>
+          <w:rFonts w:ascii="Times New Roman" w:hAnsi="Times New Roman" w:cs="Times New Roman"/>
+          <w:sz w:val="28"/>
+          <w:szCs w:val="28"/>
+        </w:rPr>
+      </w:pPr>
+      <w:r>
+        <w:rPr>
+          <w:rFonts w:ascii="Times New Roman" w:hAnsi="Times New Roman" w:cs="Times New Roman"/>
+          <w:noProof/>
+          <w:sz w:val="28"/>
+          <w:szCs w:val="28"/>
+          <w:lang w:eastAsia="ru-RU"/>
         </w:rPr>
         <w:lastRenderedPageBreak/>
-        <w:t>Тестовые ситуации</w:t>
-      </w:r>
-    </w:p>
-    <w:p>
-      <w:pPr>
-        <w:pStyle w:val="a9"/>
-        <w:keepNext/>
-        <w:numPr>
-          <w:ilvl w:val="0"/>
-          <w:numId w:val="1"/>
-        </w:numPr>
-        <w:rPr>
-          <w:rFonts w:ascii="Times New Roman" w:hAnsi="Times New Roman" w:cs="Times New Roman"/>
-          <w:sz w:val="28"/>
-          <w:szCs w:val="28"/>
-        </w:rPr>
-      </w:pPr>
-      <w:r>
-        <w:rPr>
-          <w:rFonts w:ascii="Times New Roman" w:hAnsi="Times New Roman" w:cs="Times New Roman"/>
-          <w:sz w:val="28"/>
-          <w:szCs w:val="28"/>
-        </w:rPr>
-        <w:lastRenderedPageBreak/>
-        <w:t>Проверка входа с пустыми полями</w:t>
-      </w:r>
-    </w:p>
-    <w:p>
-      <w:pPr>
-        <w:keepNext/>
-        <w:ind w:left="360"/>
-        <w:rPr>
-          <w:rFonts w:ascii="Times New Roman" w:hAnsi="Times New Roman" w:cs="Times New Roman"/>
-          <w:sz w:val="28"/>
-          <w:szCs w:val="28"/>
-        </w:rPr>
-      </w:pPr>
-      <w:r>
-        <w:rPr>
-          <w:rFonts w:ascii="Times New Roman" w:hAnsi="Times New Roman" w:cs="Times New Roman"/>
-          <w:sz w:val="28"/>
-          <w:szCs w:val="28"/>
-        </w:rPr>
-        <w:t>Если нажать «Войти», не заполнив имя или пароль, появляется сообщение «Заполните все поля», и переход не выполняется.</w:t>
-      </w:r>
-    </w:p>
-    <w:p>
-      <w:pPr>
-        <w:jc w:val="center"/>
-        <w:rPr>
-          <w:rFonts w:ascii="Times New Roman" w:hAnsi="Times New Roman" w:cs="Times New Roman"/>
-          <w:sz w:val="28"/>
-          <w:szCs w:val="28"/>
-          <w:lang w:val="en-US"/>
-        </w:rPr>
-      </w:pPr>
-      <w:r>
-        <w:rPr>
-          <w:rFonts w:ascii="Times New Roman" w:hAnsi="Times New Roman" w:cs="Times New Roman"/>
-          <w:noProof/>
-          <w:sz w:val="28"/>
-          <w:szCs w:val="28"/>
-        </w:rPr>
         <w:drawing>
-          <wp:inline distT="0" distB="0" distL="0" distR="0" wp14:anchorId="0E31A7A1" wp14:editId="21F87CDE">
-            <wp:extent cx="3648584" cy="8068801"/>
-            <wp:effectExtent l="0" t="0" r="9525" b="8890"/>
-            <wp:docPr id="28" name="Рисунок 28"/>
+          <wp:inline distT="0" distB="0" distL="0" distR="0" wp14:anchorId="53E830EE" wp14:editId="6216E1CD">
+            <wp:extent cx="5940425" cy="2271395"/>
+            <wp:effectExtent l="0" t="0" r="3175" b="0"/>
+            <wp:docPr id="27" name="Рисунок 27"/>
             <wp:cNvGraphicFramePr>
               <a:graphicFrameLocks xmlns:a="http://schemas.openxmlformats.org/drawingml/2006/main" noChangeAspect="1"/>
             </wp:cNvGraphicFramePr>
@@ -2702,7 +2588,7 @@
                   <pic:spPr>
                     <a:xfrm>
                       <a:off x="0" y="0"/>
-                      <a:ext cx="3648584" cy="8068801"/>
+                      <a:ext cx="5940425" cy="2271395"/>
                     </a:xfrm>
                     <a:prstGeom prst="rect">
                       <a:avLst/>
@@ -2717,6 +2603,37 @@
     </w:p>
     <w:p>
       <w:pPr>
+        <w:pageBreakBefore/>
+        <w:rPr>
+          <w:rFonts w:ascii="Times New Roman" w:hAnsi="Times New Roman" w:cs="Times New Roman"/>
+          <w:sz w:val="28"/>
+          <w:szCs w:val="28"/>
+        </w:rPr>
+      </w:pPr>
+    </w:p>
+    <w:p>
+      <w:pPr>
+        <w:pageBreakBefore/>
+        <w:rPr>
+          <w:rFonts w:ascii="Times New Roman" w:hAnsi="Times New Roman" w:cs="Times New Roman"/>
+          <w:b/>
+          <w:sz w:val="28"/>
+          <w:szCs w:val="28"/>
+        </w:rPr>
+      </w:pPr>
+      <w:r>
+        <w:rPr>
+          <w:rFonts w:ascii="Times New Roman" w:hAnsi="Times New Roman" w:cs="Times New Roman"/>
+          <w:b/>
+          <w:sz w:val="28"/>
+          <w:szCs w:val="28"/>
+        </w:rPr>
+        <w:lastRenderedPageBreak/>
+        <w:t>Тестовые ситуации</w:t>
+      </w:r>
+    </w:p>
+    <w:p>
+      <w:pPr>
         <w:pStyle w:val="a9"/>
         <w:keepNext/>
         <w:numPr>
@@ -2736,7 +2653,7 @@
           <w:szCs w:val="28"/>
         </w:rPr>
         <w:lastRenderedPageBreak/>
-        <w:t>Проверка входа пользователя</w:t>
+        <w:t>Проверка входа с пустыми полями</w:t>
       </w:r>
     </w:p>
     <w:p>
@@ -2755,7 +2672,7 @@
           <w:sz w:val="28"/>
           <w:szCs w:val="28"/>
         </w:rPr>
-        <w:t>После ввода имени и пароля пользователь сохраняется в SharedPreferences в формате JSON, и открывается экран «Новая запись» с именем пользователя.</w:t>
+        <w:t>Если нажать «Войти», не заполнив имя или пароль, появляется сообщение «Заполните все поля», и переход не выполняется.</w:t>
       </w:r>
     </w:p>
     <w:p>
@@ -2765,6 +2682,7 @@
           <w:rFonts w:ascii="Times New Roman" w:hAnsi="Times New Roman" w:cs="Times New Roman"/>
           <w:sz w:val="28"/>
           <w:szCs w:val="28"/>
+          <w:lang w:val="en-US"/>
         </w:rPr>
       </w:pPr>
       <w:r>
@@ -2773,13 +2691,13 @@
           <w:noProof/>
           <w:sz w:val="28"/>
           <w:szCs w:val="28"/>
-        </w:rPr>
-        <w:lastRenderedPageBreak/>
+          <w:lang w:eastAsia="ru-RU"/>
+        </w:rPr>
         <w:drawing>
-          <wp:inline distT="0" distB="0" distL="0" distR="0" wp14:anchorId="193950BF" wp14:editId="46DB5F44">
-            <wp:extent cx="3734321" cy="8154538"/>
-            <wp:effectExtent l="0" t="0" r="0" b="0"/>
-            <wp:docPr id="29" name="Рисунок 29"/>
+          <wp:inline distT="0" distB="0" distL="0" distR="0" wp14:anchorId="0E31A7A1" wp14:editId="21F87CDE">
+            <wp:extent cx="3648584" cy="8068801"/>
+            <wp:effectExtent l="0" t="0" r="9525" b="8890"/>
+            <wp:docPr id="28" name="Рисунок 28"/>
             <wp:cNvGraphicFramePr>
               <a:graphicFrameLocks xmlns:a="http://schemas.openxmlformats.org/drawingml/2006/main" noChangeAspect="1"/>
             </wp:cNvGraphicFramePr>
@@ -2799,7 +2717,7 @@
                   <pic:spPr>
                     <a:xfrm>
                       <a:off x="0" y="0"/>
-                      <a:ext cx="3734321" cy="8154538"/>
+                      <a:ext cx="3648584" cy="8068801"/>
                     </a:xfrm>
                     <a:prstGeom prst="rect">
                       <a:avLst/>
@@ -2833,7 +2751,7 @@
           <w:szCs w:val="28"/>
         </w:rPr>
         <w:lastRenderedPageBreak/>
-        <w:t>Проверка формы с пустыми полями</w:t>
+        <w:t>Проверка входа пользователя</w:t>
       </w:r>
     </w:p>
     <w:p>
@@ -2852,7 +2770,7 @@
           <w:sz w:val="28"/>
           <w:szCs w:val="28"/>
         </w:rPr>
-        <w:t>Если не ввести курс или дату и нажать «Добавить», появляется сообщение «Заполните все поля», и запись не сохраняется.</w:t>
+        <w:t>После ввода имени и пароля пользователь сохраняется в SharedPreferences в формате JSON, и открывается экран «Новая запись» с именем пользователя.</w:t>
       </w:r>
     </w:p>
     <w:p>
@@ -2862,7 +2780,6 @@
           <w:rFonts w:ascii="Times New Roman" w:hAnsi="Times New Roman" w:cs="Times New Roman"/>
           <w:sz w:val="28"/>
           <w:szCs w:val="28"/>
-          <w:lang w:val="en-US"/>
         </w:rPr>
       </w:pPr>
       <w:r>
@@ -2871,12 +2788,14 @@
           <w:noProof/>
           <w:sz w:val="28"/>
           <w:szCs w:val="28"/>
-        </w:rPr>
+          <w:lang w:eastAsia="ru-RU"/>
+        </w:rPr>
+        <w:lastRenderedPageBreak/>
         <w:drawing>
-          <wp:inline distT="0" distB="0" distL="0" distR="0" wp14:anchorId="5413F6A8" wp14:editId="1CEA6985">
-            <wp:extent cx="3667637" cy="8154538"/>
-            <wp:effectExtent l="0" t="0" r="9525" b="0"/>
-            <wp:docPr id="30" name="Рисунок 30"/>
+          <wp:inline distT="0" distB="0" distL="0" distR="0" wp14:anchorId="193950BF" wp14:editId="46DB5F44">
+            <wp:extent cx="3734321" cy="8154538"/>
+            <wp:effectExtent l="0" t="0" r="0" b="0"/>
+            <wp:docPr id="29" name="Рисунок 29"/>
             <wp:cNvGraphicFramePr>
               <a:graphicFrameLocks xmlns:a="http://schemas.openxmlformats.org/drawingml/2006/main" noChangeAspect="1"/>
             </wp:cNvGraphicFramePr>
@@ -2896,7 +2815,7 @@
                   <pic:spPr>
                     <a:xfrm>
                       <a:off x="0" y="0"/>
-                      <a:ext cx="3667637" cy="8154538"/>
+                      <a:ext cx="3734321" cy="8154538"/>
                     </a:xfrm>
                     <a:prstGeom prst="rect">
                       <a:avLst/>
@@ -2930,7 +2849,7 @@
           <w:szCs w:val="28"/>
         </w:rPr>
         <w:lastRenderedPageBreak/>
-        <w:t>Проверка добавления записи</w:t>
+        <w:t>Проверка формы с пустыми полями</w:t>
       </w:r>
     </w:p>
     <w:p>
@@ -2949,7 +2868,7 @@
           <w:sz w:val="28"/>
           <w:szCs w:val="28"/>
         </w:rPr>
-        <w:t>После выбора валюты, ввода курса и даты и нажатия «Добавить» запись сохраняется в JSON-список пользователя, и появляется сообщение «Запись добавлена».</w:t>
+        <w:t>Если не ввести курс или дату и нажать «Добавить», появляется сообщение «Заполните все поля», и запись не сохраняется.</w:t>
       </w:r>
     </w:p>
     <w:p>
@@ -2959,6 +2878,7 @@
           <w:rFonts w:ascii="Times New Roman" w:hAnsi="Times New Roman" w:cs="Times New Roman"/>
           <w:sz w:val="28"/>
           <w:szCs w:val="28"/>
+          <w:lang w:val="en-US"/>
         </w:rPr>
       </w:pPr>
       <w:r>
@@ -2967,12 +2887,13 @@
           <w:noProof/>
           <w:sz w:val="28"/>
           <w:szCs w:val="28"/>
+          <w:lang w:eastAsia="ru-RU"/>
         </w:rPr>
         <w:drawing>
-          <wp:inline distT="0" distB="0" distL="0" distR="0" wp14:anchorId="70AEBE82" wp14:editId="7ACF6793">
-            <wp:extent cx="3305636" cy="7335274"/>
+          <wp:inline distT="0" distB="0" distL="0" distR="0" wp14:anchorId="5413F6A8" wp14:editId="1CEA6985">
+            <wp:extent cx="3667637" cy="8154538"/>
             <wp:effectExtent l="0" t="0" r="9525" b="0"/>
-            <wp:docPr id="33" name="Рисунок 33"/>
+            <wp:docPr id="30" name="Рисунок 30"/>
             <wp:cNvGraphicFramePr>
               <a:graphicFrameLocks xmlns:a="http://schemas.openxmlformats.org/drawingml/2006/main" noChangeAspect="1"/>
             </wp:cNvGraphicFramePr>
@@ -2992,6 +2913,103 @@
                   <pic:spPr>
                     <a:xfrm>
                       <a:off x="0" y="0"/>
+                      <a:ext cx="3667637" cy="8154538"/>
+                    </a:xfrm>
+                    <a:prstGeom prst="rect">
+                      <a:avLst/>
+                    </a:prstGeom>
+                  </pic:spPr>
+                </pic:pic>
+              </a:graphicData>
+            </a:graphic>
+          </wp:inline>
+        </w:drawing>
+      </w:r>
+    </w:p>
+    <w:p>
+      <w:pPr>
+        <w:pStyle w:val="a9"/>
+        <w:keepNext/>
+        <w:numPr>
+          <w:ilvl w:val="0"/>
+          <w:numId w:val="1"/>
+        </w:numPr>
+        <w:rPr>
+          <w:rFonts w:ascii="Times New Roman" w:hAnsi="Times New Roman" w:cs="Times New Roman"/>
+          <w:sz w:val="28"/>
+          <w:szCs w:val="28"/>
+        </w:rPr>
+      </w:pPr>
+      <w:r>
+        <w:rPr>
+          <w:rFonts w:ascii="Times New Roman" w:hAnsi="Times New Roman" w:cs="Times New Roman"/>
+          <w:sz w:val="28"/>
+          <w:szCs w:val="28"/>
+        </w:rPr>
+        <w:lastRenderedPageBreak/>
+        <w:t>Проверка добавления записи</w:t>
+      </w:r>
+    </w:p>
+    <w:p>
+      <w:pPr>
+        <w:keepNext/>
+        <w:ind w:left="360"/>
+        <w:rPr>
+          <w:rFonts w:ascii="Times New Roman" w:hAnsi="Times New Roman" w:cs="Times New Roman"/>
+          <w:sz w:val="28"/>
+          <w:szCs w:val="28"/>
+        </w:rPr>
+      </w:pPr>
+      <w:r>
+        <w:rPr>
+          <w:rFonts w:ascii="Times New Roman" w:hAnsi="Times New Roman" w:cs="Times New Roman"/>
+          <w:sz w:val="28"/>
+          <w:szCs w:val="28"/>
+        </w:rPr>
+        <w:t>После выбора валюты, ввода курса и даты и нажатия «Добавить» запись сохраняется в JSON-список пользователя, и появляется сообщение «Запись добавлена».</w:t>
+      </w:r>
+    </w:p>
+    <w:p>
+      <w:pPr>
+        <w:jc w:val="center"/>
+        <w:rPr>
+          <w:rFonts w:ascii="Times New Roman" w:hAnsi="Times New Roman" w:cs="Times New Roman"/>
+          <w:sz w:val="28"/>
+          <w:szCs w:val="28"/>
+        </w:rPr>
+      </w:pPr>
+      <w:r>
+        <w:rPr>
+          <w:rFonts w:ascii="Times New Roman" w:hAnsi="Times New Roman" w:cs="Times New Roman"/>
+          <w:noProof/>
+          <w:sz w:val="28"/>
+          <w:szCs w:val="28"/>
+          <w:lang w:eastAsia="ru-RU"/>
+        </w:rPr>
+        <w:drawing>
+          <wp:inline distT="0" distB="0" distL="0" distR="0" wp14:anchorId="70AEBE82" wp14:editId="7ACF6793">
+            <wp:extent cx="3305636" cy="7335274"/>
+            <wp:effectExtent l="0" t="0" r="9525" b="0"/>
+            <wp:docPr id="33" name="Рисунок 33"/>
+            <wp:cNvGraphicFramePr>
+              <a:graphicFrameLocks xmlns:a="http://schemas.openxmlformats.org/drawingml/2006/main" noChangeAspect="1"/>
+            </wp:cNvGraphicFramePr>
+            <a:graphic xmlns:a="http://schemas.openxmlformats.org/drawingml/2006/main">
+              <a:graphicData uri="http://schemas.openxmlformats.org/drawingml/2006/picture">
+                <pic:pic xmlns:pic="http://schemas.openxmlformats.org/drawingml/2006/picture">
+                  <pic:nvPicPr>
+                    <pic:cNvPr id="1" name=""/>
+                    <pic:cNvPicPr/>
+                  </pic:nvPicPr>
+                  <pic:blipFill>
+                    <a:blip r:embed="rId33"/>
+                    <a:stretch>
+                      <a:fillRect/>
+                    </a:stretch>
+                  </pic:blipFill>
+                  <pic:spPr>
+                    <a:xfrm>
+                      <a:off x="0" y="0"/>
                       <a:ext cx="3305636" cy="7335274"/>
                     </a:xfrm>
                     <a:prstGeom prst="rect">
@@ -3063,6 +3081,7 @@
           <w:noProof/>
           <w:sz w:val="28"/>
           <w:szCs w:val="28"/>
+          <w:lang w:eastAsia="ru-RU"/>
         </w:rPr>
         <mc:AlternateContent>
           <mc:Choice Requires="wpi">
@@ -3082,7 +3101,7 @@
                 <wp:cNvGraphicFramePr/>
                 <a:graphic xmlns:a="http://schemas.openxmlformats.org/drawingml/2006/main">
                   <a:graphicData uri="http://schemas.microsoft.com/office/word/2010/wordprocessingInk">
-                    <w14:contentPart bwMode="auto" r:id="rId33">
+                    <w14:contentPart bwMode="auto" r:id="rId34">
                       <w14:nvContentPartPr>
                         <w14:cNvContentPartPr/>
                       </w14:nvContentPartPr>
@@ -3096,10 +3115,10 @@
               </wp:anchor>
             </w:drawing>
           </mc:Choice>
-          <mc:Fallback>
+          <mc:Fallback xmlns:w16se="http://schemas.microsoft.com/office/word/2015/wordml/symex" xmlns:w16sdtdh="http://schemas.microsoft.com/office/word/2020/wordml/sdtdatahash" xmlns:w16="http://schemas.microsoft.com/office/word/2018/wordml" xmlns:w16cid="http://schemas.microsoft.com/office/word/2016/wordml/cid" xmlns:w16cex="http://schemas.microsoft.com/office/word/2018/wordml/cex" xmlns:w15="http://schemas.microsoft.com/office/word/2012/wordml" xmlns:oel="http://schemas.microsoft.com/office/2019/extlst" xmlns:am3d="http://schemas.microsoft.com/office/drawing/2017/model3d" xmlns:aink="http://schemas.microsoft.com/office/drawing/2016/ink" xmlns:cx8="http://schemas.microsoft.com/office/drawing/2016/5/14/chartex" xmlns:cx7="http://schemas.microsoft.com/office/drawing/2016/5/13/chartex" xmlns:cx6="http://schemas.microsoft.com/office/drawing/2016/5/12/chartex" xmlns:cx5="http://schemas.microsoft.com/office/drawing/2016/5/11/chartex" xmlns:cx4="http://schemas.microsoft.com/office/drawing/2016/5/10/chartex" xmlns:cx3="http://schemas.microsoft.com/office/drawing/2016/5/9/chartex" xmlns:cx2="http://schemas.microsoft.com/office/drawing/2015/10/21/chartex" xmlns:cx1="http://schemas.microsoft.com/office/drawing/2015/9/8/chartex" xmlns:cx="http://schemas.microsoft.com/office/drawing/2014/chartex">
             <w:pict>
               <v:shape w14:anchorId="7CAC5D78" id="Рукописный ввод 41" o:spid="_x0000_s1026" type="#_x0000_t75" style="position:absolute;margin-left:113.45pt;margin-top:151.4pt;width:39.55pt;height:9.35pt;z-index:251660288;visibility:visible;mso-wrap-style:square;mso-wrap-distance-left:9pt;mso-wrap-distance-top:0;mso-wrap-distance-right:9pt;mso-wrap-distance-bottom:0;mso-position-horizontal:absolute;mso-position-horizontal-relative:text;mso-position-vertical:absolute;mso-position-vertical-relative:text" o:gfxdata="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">
-                <v:imagedata r:id="rId34" o:title=""/>
+                <v:imagedata r:id="rId35" o:title=""/>
               </v:shape>
             </w:pict>
           </mc:Fallback>
@@ -3111,6 +3130,7 @@
           <w:noProof/>
           <w:sz w:val="28"/>
           <w:szCs w:val="28"/>
+          <w:lang w:eastAsia="ru-RU"/>
         </w:rPr>
         <mc:AlternateContent>
           <mc:Choice Requires="wpi">
@@ -3130,7 +3150,7 @@
                 <wp:cNvGraphicFramePr/>
                 <a:graphic xmlns:a="http://schemas.openxmlformats.org/drawingml/2006/main">
                   <a:graphicData uri="http://schemas.microsoft.com/office/word/2010/wordprocessingInk">
-                    <w14:contentPart bwMode="auto" r:id="rId35">
+                    <w14:contentPart bwMode="auto" r:id="rId36">
                       <w14:nvContentPartPr>
                         <w14:cNvContentPartPr/>
                       </w14:nvContentPartPr>
@@ -3144,10 +3164,10 @@
               </wp:anchor>
             </w:drawing>
           </mc:Choice>
-          <mc:Fallback>
+          <mc:Fallback xmlns:w16se="http://schemas.microsoft.com/office/word/2015/wordml/symex" xmlns:w16sdtdh="http://schemas.microsoft.com/office/word/2020/wordml/sdtdatahash" xmlns:w16="http://schemas.microsoft.com/office/word/2018/wordml" xmlns:w16cid="http://schemas.microsoft.com/office/word/2016/wordml/cid" xmlns:w16cex="http://schemas.microsoft.com/office/word/2018/wordml/cex" xmlns:w15="http://schemas.microsoft.com/office/word/2012/wordml" xmlns:oel="http://schemas.microsoft.com/office/2019/extlst" xmlns:am3d="http://schemas.microsoft.com/office/drawing/2017/model3d" xmlns:aink="http://schemas.microsoft.com/office/drawing/2016/ink" xmlns:cx8="http://schemas.microsoft.com/office/drawing/2016/5/14/chartex" xmlns:cx7="http://schemas.microsoft.com/office/drawing/2016/5/13/chartex" xmlns:cx6="http://schemas.microsoft.com/office/drawing/2016/5/12/chartex" xmlns:cx5="http://schemas.microsoft.com/office/drawing/2016/5/11/chartex" xmlns:cx4="http://schemas.microsoft.com/office/drawing/2016/5/10/chartex" xmlns:cx3="http://schemas.microsoft.com/office/drawing/2016/5/9/chartex" xmlns:cx2="http://schemas.microsoft.com/office/drawing/2015/10/21/chartex" xmlns:cx1="http://schemas.microsoft.com/office/drawing/2015/9/8/chartex" xmlns:cx="http://schemas.microsoft.com/office/drawing/2014/chartex">
             <w:pict>
               <v:shape w14:anchorId="79EE211A" id="Рукописный ввод 40" o:spid="_x0000_s1026" type="#_x0000_t75" style="position:absolute;margin-left:114.85pt;margin-top:102.6pt;width:26.65pt;height:11.75pt;z-index:251659264;visibility:visible;mso-wrap-style:square;mso-wrap-distance-left:9pt;mso-wrap-distance-top:0;mso-wrap-distance-right:9pt;mso-wrap-distance-bottom:0;mso-position-horizontal:absolute;mso-position-horizontal-relative:text;mso-position-vertical:absolute;mso-position-vertical-relative:text" o:gfxdata="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">
-                <v:imagedata r:id="rId36" o:title=""/>
+                <v:imagedata r:id="rId37" o:title=""/>
               </v:shape>
             </w:pict>
           </mc:Fallback>
@@ -3159,108 +3179,13 @@
           <w:noProof/>
           <w:sz w:val="28"/>
           <w:szCs w:val="28"/>
+          <w:lang w:eastAsia="ru-RU"/>
         </w:rPr>
         <w:drawing>
           <wp:inline distT="0" distB="0" distL="0" distR="0" wp14:anchorId="4F44E441" wp14:editId="20F580E2">
             <wp:extent cx="3305636" cy="7325747"/>
             <wp:effectExtent l="0" t="0" r="9525" b="8890"/>
             <wp:docPr id="39" name="Рисунок 39"/>
-            <wp:cNvGraphicFramePr>
-              <a:graphicFrameLocks xmlns:a="http://schemas.openxmlformats.org/drawingml/2006/main" noChangeAspect="1"/>
-            </wp:cNvGraphicFramePr>
-            <a:graphic xmlns:a="http://schemas.openxmlformats.org/drawingml/2006/main">
-              <a:graphicData uri="http://schemas.openxmlformats.org/drawingml/2006/picture">
-                <pic:pic xmlns:pic="http://schemas.openxmlformats.org/drawingml/2006/picture">
-                  <pic:nvPicPr>
-                    <pic:cNvPr id="1" name=""/>
-                    <pic:cNvPicPr/>
-                  </pic:nvPicPr>
-                  <pic:blipFill>
-                    <a:blip r:embed="rId37"/>
-                    <a:stretch>
-                      <a:fillRect/>
-                    </a:stretch>
-                  </pic:blipFill>
-                  <pic:spPr>
-                    <a:xfrm>
-                      <a:off x="0" y="0"/>
-                      <a:ext cx="3305636" cy="7325747"/>
-                    </a:xfrm>
-                    <a:prstGeom prst="rect">
-                      <a:avLst/>
-                    </a:prstGeom>
-                  </pic:spPr>
-                </pic:pic>
-              </a:graphicData>
-            </a:graphic>
-          </wp:inline>
-        </w:drawing>
-      </w:r>
-    </w:p>
-    <w:p>
-      <w:pPr>
-        <w:pStyle w:val="a9"/>
-        <w:keepNext/>
-        <w:numPr>
-          <w:ilvl w:val="0"/>
-          <w:numId w:val="1"/>
-        </w:numPr>
-        <w:rPr>
-          <w:rFonts w:ascii="Times New Roman" w:hAnsi="Times New Roman" w:cs="Times New Roman"/>
-          <w:sz w:val="28"/>
-          <w:szCs w:val="28"/>
-        </w:rPr>
-      </w:pPr>
-      <w:r>
-        <w:rPr>
-          <w:rFonts w:ascii="Times New Roman" w:hAnsi="Times New Roman" w:cs="Times New Roman"/>
-          <w:sz w:val="28"/>
-          <w:szCs w:val="28"/>
-        </w:rPr>
-        <w:lastRenderedPageBreak/>
-        <w:t>Проверка сохранения после перезапуска</w:t>
-      </w:r>
-    </w:p>
-    <w:p>
-      <w:pPr>
-        <w:keepNext/>
-        <w:ind w:left="360"/>
-        <w:rPr>
-          <w:rFonts w:ascii="Times New Roman" w:hAnsi="Times New Roman" w:cs="Times New Roman"/>
-          <w:sz w:val="28"/>
-          <w:szCs w:val="28"/>
-        </w:rPr>
-      </w:pPr>
-      <w:r>
-        <w:rPr>
-          <w:rFonts w:ascii="Times New Roman" w:hAnsi="Times New Roman" w:cs="Times New Roman"/>
-          <w:sz w:val="28"/>
-          <w:szCs w:val="28"/>
-        </w:rPr>
-        <w:t>После закрытия и повторного запуска приложения имя пользователя подставляется само, а записи в дневнике остаются.</w:t>
-      </w:r>
-    </w:p>
-    <w:p>
-      <w:pPr>
-        <w:jc w:val="center"/>
-        <w:rPr>
-          <w:rFonts w:ascii="Times New Roman" w:hAnsi="Times New Roman" w:cs="Times New Roman"/>
-          <w:sz w:val="28"/>
-          <w:szCs w:val="28"/>
-        </w:rPr>
-      </w:pPr>
-      <w:r>
-        <w:rPr>
-          <w:rFonts w:ascii="Times New Roman" w:hAnsi="Times New Roman" w:cs="Times New Roman"/>
-          <w:noProof/>
-          <w:sz w:val="28"/>
-          <w:szCs w:val="28"/>
-        </w:rPr>
-        <w:drawing>
-          <wp:inline distT="0" distB="0" distL="0" distR="0" wp14:anchorId="3A2AD867" wp14:editId="18BCAB88">
-            <wp:extent cx="3343742" cy="7354326"/>
-            <wp:effectExtent l="0" t="0" r="9525" b="0"/>
-            <wp:docPr id="31" name="Рисунок 31"/>
             <wp:cNvGraphicFramePr>
               <a:graphicFrameLocks xmlns:a="http://schemas.openxmlformats.org/drawingml/2006/main" noChangeAspect="1"/>
             </wp:cNvGraphicFramePr>
@@ -3280,7 +3205,7 @@
                   <pic:spPr>
                     <a:xfrm>
                       <a:off x="0" y="0"/>
-                      <a:ext cx="3343742" cy="7354326"/>
+                      <a:ext cx="3305636" cy="7325747"/>
                     </a:xfrm>
                     <a:prstGeom prst="rect">
                       <a:avLst/>
@@ -3314,7 +3239,7 @@
           <w:szCs w:val="28"/>
         </w:rPr>
         <w:lastRenderedPageBreak/>
-        <w:t>Проверка неверного пароля</w:t>
+        <w:t>Проверка сохранения после перезапуска</w:t>
       </w:r>
     </w:p>
     <w:p>
@@ -3333,7 +3258,7 @@
           <w:sz w:val="28"/>
           <w:szCs w:val="28"/>
         </w:rPr>
-        <w:t>Если ввести сохранённое имя и другой пароль, появляется сообщение «Неверный пароль», и вход не выполняется.</w:t>
+        <w:t>После закрытия и повторного запуска приложения имя пользователя подставляется само, а записи в дневнике остаются.</w:t>
       </w:r>
     </w:p>
     <w:p>
@@ -3351,12 +3276,13 @@
           <w:noProof/>
           <w:sz w:val="28"/>
           <w:szCs w:val="28"/>
+          <w:lang w:eastAsia="ru-RU"/>
         </w:rPr>
         <w:drawing>
-          <wp:inline distT="0" distB="0" distL="0" distR="0" wp14:anchorId="59C4D0B1" wp14:editId="6E870066">
-            <wp:extent cx="3334215" cy="7259063"/>
-            <wp:effectExtent l="0" t="0" r="0" b="0"/>
-            <wp:docPr id="32" name="Рисунок 32"/>
+          <wp:inline distT="0" distB="0" distL="0" distR="0" wp14:anchorId="3A2AD867" wp14:editId="18BCAB88">
+            <wp:extent cx="3343742" cy="7354326"/>
+            <wp:effectExtent l="0" t="0" r="9525" b="0"/>
+            <wp:docPr id="31" name="Рисунок 31"/>
             <wp:cNvGraphicFramePr>
               <a:graphicFrameLocks xmlns:a="http://schemas.openxmlformats.org/drawingml/2006/main" noChangeAspect="1"/>
             </wp:cNvGraphicFramePr>
@@ -3376,7 +3302,7 @@
                   <pic:spPr>
                     <a:xfrm>
                       <a:off x="0" y="0"/>
-                      <a:ext cx="3334215" cy="7259063"/>
+                      <a:ext cx="3343742" cy="7354326"/>
                     </a:xfrm>
                     <a:prstGeom prst="rect">
                       <a:avLst/>
@@ -3410,7 +3336,7 @@
           <w:szCs w:val="28"/>
         </w:rPr>
         <w:lastRenderedPageBreak/>
-        <w:t>Проверка другого пользователя</w:t>
+        <w:t>Проверка неверного пароля</w:t>
       </w:r>
     </w:p>
     <w:p>
@@ -3429,7 +3355,7 @@
           <w:sz w:val="28"/>
           <w:szCs w:val="28"/>
         </w:rPr>
-        <w:t>Если войти под новым именем, в дневнике показываются только его записи, записи первого пользователя не видны.</w:t>
+        <w:t>Если ввести сохранённое имя и другой пароль, появляется сообщение «Неверный пароль», и вход не выполняется.</w:t>
       </w:r>
     </w:p>
     <w:p>
@@ -3439,7 +3365,6 @@
           <w:rFonts w:ascii="Times New Roman" w:hAnsi="Times New Roman" w:cs="Times New Roman"/>
           <w:sz w:val="28"/>
           <w:szCs w:val="28"/>
-          <w:lang w:val="en-US"/>
         </w:rPr>
       </w:pPr>
       <w:r>
@@ -3448,13 +3373,13 @@
           <w:noProof/>
           <w:sz w:val="28"/>
           <w:szCs w:val="28"/>
-          <w:lang w:val="en-US"/>
+          <w:lang w:eastAsia="ru-RU"/>
         </w:rPr>
         <w:drawing>
-          <wp:inline distT="0" distB="0" distL="0" distR="0" wp14:anchorId="397737AA" wp14:editId="2D9F484E">
-            <wp:extent cx="3324689" cy="7154273"/>
-            <wp:effectExtent l="0" t="0" r="9525" b="8890"/>
-            <wp:docPr id="43" name="Рисунок 43"/>
+          <wp:inline distT="0" distB="0" distL="0" distR="0" wp14:anchorId="59C4D0B1" wp14:editId="6E870066">
+            <wp:extent cx="3334215" cy="7259063"/>
+            <wp:effectExtent l="0" t="0" r="0" b="0"/>
+            <wp:docPr id="32" name="Рисунок 32"/>
             <wp:cNvGraphicFramePr>
               <a:graphicFrameLocks xmlns:a="http://schemas.openxmlformats.org/drawingml/2006/main" noChangeAspect="1"/>
             </wp:cNvGraphicFramePr>
@@ -3474,6 +3399,104 @@
                   <pic:spPr>
                     <a:xfrm>
                       <a:off x="0" y="0"/>
+                      <a:ext cx="3334215" cy="7259063"/>
+                    </a:xfrm>
+                    <a:prstGeom prst="rect">
+                      <a:avLst/>
+                    </a:prstGeom>
+                  </pic:spPr>
+                </pic:pic>
+              </a:graphicData>
+            </a:graphic>
+          </wp:inline>
+        </w:drawing>
+      </w:r>
+    </w:p>
+    <w:p>
+      <w:pPr>
+        <w:pStyle w:val="a9"/>
+        <w:keepNext/>
+        <w:numPr>
+          <w:ilvl w:val="0"/>
+          <w:numId w:val="1"/>
+        </w:numPr>
+        <w:rPr>
+          <w:rFonts w:ascii="Times New Roman" w:hAnsi="Times New Roman" w:cs="Times New Roman"/>
+          <w:sz w:val="28"/>
+          <w:szCs w:val="28"/>
+        </w:rPr>
+      </w:pPr>
+      <w:r>
+        <w:rPr>
+          <w:rFonts w:ascii="Times New Roman" w:hAnsi="Times New Roman" w:cs="Times New Roman"/>
+          <w:sz w:val="28"/>
+          <w:szCs w:val="28"/>
+        </w:rPr>
+        <w:lastRenderedPageBreak/>
+        <w:t>Проверка другого пользователя</w:t>
+      </w:r>
+    </w:p>
+    <w:p>
+      <w:pPr>
+        <w:keepNext/>
+        <w:ind w:left="360"/>
+        <w:rPr>
+          <w:rFonts w:ascii="Times New Roman" w:hAnsi="Times New Roman" w:cs="Times New Roman"/>
+          <w:sz w:val="28"/>
+          <w:szCs w:val="28"/>
+        </w:rPr>
+      </w:pPr>
+      <w:r>
+        <w:rPr>
+          <w:rFonts w:ascii="Times New Roman" w:hAnsi="Times New Roman" w:cs="Times New Roman"/>
+          <w:sz w:val="28"/>
+          <w:szCs w:val="28"/>
+        </w:rPr>
+        <w:t>Если войти под новым именем, в дневнике показываются только его записи, записи первого пользователя не видны.</w:t>
+      </w:r>
+    </w:p>
+    <w:p>
+      <w:pPr>
+        <w:jc w:val="center"/>
+        <w:rPr>
+          <w:rFonts w:ascii="Times New Roman" w:hAnsi="Times New Roman" w:cs="Times New Roman"/>
+          <w:sz w:val="28"/>
+          <w:szCs w:val="28"/>
+          <w:lang w:val="en-US"/>
+        </w:rPr>
+      </w:pPr>
+      <w:r>
+        <w:rPr>
+          <w:rFonts w:ascii="Times New Roman" w:hAnsi="Times New Roman" w:cs="Times New Roman"/>
+          <w:noProof/>
+          <w:sz w:val="28"/>
+          <w:szCs w:val="28"/>
+          <w:lang w:eastAsia="ru-RU"/>
+        </w:rPr>
+        <w:drawing>
+          <wp:inline distT="0" distB="0" distL="0" distR="0" wp14:anchorId="397737AA" wp14:editId="2D9F484E">
+            <wp:extent cx="3324689" cy="7154273"/>
+            <wp:effectExtent l="0" t="0" r="9525" b="8890"/>
+            <wp:docPr id="43" name="Рисунок 43"/>
+            <wp:cNvGraphicFramePr>
+              <a:graphicFrameLocks xmlns:a="http://schemas.openxmlformats.org/drawingml/2006/main" noChangeAspect="1"/>
+            </wp:cNvGraphicFramePr>
+            <a:graphic xmlns:a="http://schemas.openxmlformats.org/drawingml/2006/main">
+              <a:graphicData uri="http://schemas.openxmlformats.org/drawingml/2006/picture">
+                <pic:pic xmlns:pic="http://schemas.openxmlformats.org/drawingml/2006/picture">
+                  <pic:nvPicPr>
+                    <pic:cNvPr id="1" name=""/>
+                    <pic:cNvPicPr/>
+                  </pic:nvPicPr>
+                  <pic:blipFill>
+                    <a:blip r:embed="rId41"/>
+                    <a:stretch>
+                      <a:fillRect/>
+                    </a:stretch>
+                  </pic:blipFill>
+                  <pic:spPr>
+                    <a:xfrm>
+                      <a:off x="0" y="0"/>
                       <a:ext cx="3324689" cy="7154273"/>
                     </a:xfrm>
                     <a:prstGeom prst="rect">
@@ -3498,8 +3521,8 @@
 </file>
 
 <file path=word/numbering.xml><?xml version="1.0" encoding="utf-8"?>
-<w:numbering xmlns:wpc="http://schemas.microsoft.com/office/word/2010/wordprocessingCanvas" xmlns:cx="http://schemas.microsoft.com/office/drawing/2014/chartex" xmlns:cx1="http://schemas.microsoft.com/office/drawing/2015/9/8/chartex" xmlns:cx2="http://schemas.microsoft.com/office/drawing/2015/10/21/chartex" xmlns:cx3="http://schemas.microsoft.com/office/drawing/2016/5/9/chartex" xmlns:cx4="http://schemas.microsoft.com/office/drawing/2016/5/10/chartex" xmlns:cx5="http://schemas.microsoft.com/office/drawing/2016/5/11/chartex" xmlns:cx6="http://schemas.microsoft.com/office/drawing/2016/5/12/chartex" xmlns:cx7="http://schemas.microsoft.com/office/drawing/2016/5/13/chartex" xmlns:cx8="http://schemas.microsoft.com/office/drawing/2016/5/14/chartex" xmlns:mc="http://schemas.openxmlformats.org/markup-compatibility/2006" xmlns:aink="http://schemas.microsoft.com/office/drawing/2016/ink" xmlns:am3d="http://schemas.microsoft.com/office/drawing/2017/model3d" xmlns:o="urn:schemas-microsoft-com:office:office" xmlns:oel="http://schemas.microsoft.com/office/2019/extlst" xmlns:r="http://schemas.openxmlformats.org/officeDocument/2006/relationships" xmlns:m="http://schemas.openxmlformats.org/officeDocument/2006/math" xmlns:v="urn:schemas-microsoft-com:vml" xmlns:wp14="http://schemas.microsoft.com/office/word/2010/wordprocessingDrawing" xmlns:wp="http://schemas.openxmlformats.org/drawingml/2006/wordprocessingDrawing" xmlns:w10="urn:schemas-microsoft-com:office:word" xmlns:w="http://schemas.openxmlformats.org/wordprocessingml/2006/main" xmlns:w14="http://schemas.microsoft.com/office/word/2010/wordml" xmlns:w15="http://schemas.microsoft.com/office/word/2012/wordml" xmlns:w16cex="http://schemas.microsoft.com/office/word/2018/wordml/cex" xmlns:w16cid="http://schemas.microsoft.com/office/word/2016/wordml/cid" xmlns:w16="http://schemas.microsoft.com/office/word/2018/wordml" xmlns:w16sdtdh="http://schemas.microsoft.com/office/word/2020/wordml/sdtdatahash" xmlns:w16se="http://schemas.microsoft.com/office/word/2015/wordml/symex" xmlns:wpg="http://schemas.microsoft.com/office/word/2010/wordprocessingGroup" xmlns:wpi="http://schemas.microsoft.com/office/word/2010/wordprocessingInk" xmlns:wne="http://schemas.microsoft.com/office/word/2006/wordml" xmlns:wps="http://schemas.microsoft.com/office/word/2010/wordprocessingShape" mc:Ignorable="w14 w15 w16se w16cid w16 w16cex w16sdtdh wp14">
-  <w:abstractNum w:abstractNumId="0" w15:restartNumberingAfterBreak="0">
+<w:numbering xmlns:wpc="http://schemas.microsoft.com/office/word/2010/wordprocessingCanvas" xmlns:mc="http://schemas.openxmlformats.org/markup-compatibility/2006" xmlns:o="urn:schemas-microsoft-com:office:office" xmlns:r="http://schemas.openxmlformats.org/officeDocument/2006/relationships" xmlns:m="http://schemas.openxmlformats.org/officeDocument/2006/math" xmlns:v="urn:schemas-microsoft-com:vml" xmlns:wp14="http://schemas.microsoft.com/office/word/2010/wordprocessingDrawing" xmlns:wp="http://schemas.openxmlformats.org/drawingml/2006/wordprocessingDrawing" xmlns:w10="urn:schemas-microsoft-com:office:word" xmlns:w="http://schemas.openxmlformats.org/wordprocessingml/2006/main" xmlns:w14="http://schemas.microsoft.com/office/word/2010/wordml" xmlns:wpg="http://schemas.microsoft.com/office/word/2010/wordprocessingGroup" xmlns:wpi="http://schemas.microsoft.com/office/word/2010/wordprocessingInk" xmlns:wne="http://schemas.microsoft.com/office/word/2006/wordml" xmlns:wps="http://schemas.microsoft.com/office/word/2010/wordprocessingShape" mc:Ignorable="w14 wp14">
+  <w:abstractNum w:abstractNumId="0">
     <w:nsid w:val="2A6E094D"/>
     <w:multiLevelType w:val="hybridMultilevel"/>
     <w:tmpl w:val="5C8E2670"/>
@@ -3588,14 +3611,14 @@
       </w:pPr>
     </w:lvl>
   </w:abstractNum>
-  <w:num w:numId="1" w16cid:durableId="332071032">
+  <w:num w:numId="1">
     <w:abstractNumId w:val="0"/>
   </w:num>
 </w:numbering>
 </file>
 
 <file path=word/styles.xml><?xml version="1.0" encoding="utf-8"?>
-<w:styles xmlns:mc="http://schemas.openxmlformats.org/markup-compatibility/2006" xmlns:r="http://schemas.openxmlformats.org/officeDocument/2006/relationships" xmlns:w="http://schemas.openxmlformats.org/wordprocessingml/2006/main" xmlns:w14="http://schemas.microsoft.com/office/word/2010/wordml" xmlns:w15="http://schemas.microsoft.com/office/word/2012/wordml" xmlns:w16cex="http://schemas.microsoft.com/office/word/2018/wordml/cex" xmlns:w16cid="http://schemas.microsoft.com/office/word/2016/wordml/cid" xmlns:w16="http://schemas.microsoft.com/office/word/2018/wordml" xmlns:w16sdtdh="http://schemas.microsoft.com/office/word/2020/wordml/sdtdatahash" xmlns:w16se="http://schemas.microsoft.com/office/word/2015/wordml/symex" mc:Ignorable="w14 w15 w16se w16cid w16 w16cex w16sdtdh">
+<w:styles xmlns:mc="http://schemas.openxmlformats.org/markup-compatibility/2006" xmlns:r="http://schemas.openxmlformats.org/officeDocument/2006/relationships" xmlns:w="http://schemas.openxmlformats.org/wordprocessingml/2006/main" xmlns:w14="http://schemas.microsoft.com/office/word/2010/wordml" mc:Ignorable="w14">
   <w:docDefaults>
     <w:rPrDefault>
       <w:rPr>
@@ -3611,383 +3634,598 @@
       </w:pPr>
     </w:pPrDefault>
   </w:docDefaults>
-  <w:latentStyles w:defLockedState="0" w:defUIPriority="99" w:defSemiHidden="0" w:defUnhideWhenUsed="0" w:defQFormat="0" w:count="376">
-    <w:lsdException w:name="Normal" w:uiPriority="0" w:qFormat="1"/>
-    <w:lsdException w:name="heading 1" w:uiPriority="9" w:qFormat="1"/>
-    <w:lsdException w:name="heading 2" w:semiHidden="1" w:uiPriority="9" w:unhideWhenUsed="1" w:qFormat="1"/>
-    <w:lsdException w:name="heading 3" w:semiHidden="1" w:uiPriority="9" w:unhideWhenUsed="1" w:qFormat="1"/>
-    <w:lsdException w:name="heading 4" w:semiHidden="1" w:uiPriority="9" w:unhideWhenUsed="1" w:qFormat="1"/>
-    <w:lsdException w:name="heading 5" w:semiHidden="1" w:uiPriority="9" w:unhideWhenUsed="1" w:qFormat="1"/>
-    <w:lsdException w:name="heading 6" w:semiHidden="1" w:uiPriority="9" w:unhideWhenUsed="1" w:qFormat="1"/>
-    <w:lsdException w:name="heading 7" w:semiHidden="1" w:uiPriority="9" w:unhideWhenUsed="1" w:qFormat="1"/>
-    <w:lsdException w:name="heading 8" w:semiHidden="1" w:uiPriority="9" w:unhideWhenUsed="1" w:qFormat="1"/>
-    <w:lsdException w:name="heading 9" w:semiHidden="1" w:uiPriority="9" w:unhideWhenUsed="1" w:qFormat="1"/>
-    <w:lsdException w:name="index 1" w:semiHidden="1" w:unhideWhenUsed="1"/>
-    <w:lsdException w:name="index 2" w:semiHidden="1" w:unhideWhenUsed="1"/>
-    <w:lsdException w:name="index 3" w:semiHidden="1" w:unhideWhenUsed="1"/>
-    <w:lsdException w:name="index 4" w:semiHidden="1" w:unhideWhenUsed="1"/>
-    <w:lsdException w:name="index 5" w:semiHidden="1" w:unhideWhenUsed="1"/>
-    <w:lsdException w:name="index 6" w:semiHidden="1" w:unhideWhenUsed="1"/>
-    <w:lsdException w:name="index 7" w:semiHidden="1" w:unhideWhenUsed="1"/>
-    <w:lsdException w:name="index 8" w:semiHidden="1" w:unhideWhenUsed="1"/>
-    <w:lsdException w:name="index 9" w:semiHidden="1" w:unhideWhenUsed="1"/>
-    <w:lsdException w:name="toc 1" w:semiHidden="1" w:uiPriority="39" w:unhideWhenUsed="1"/>
-    <w:lsdException w:name="toc 2" w:semiHidden="1" w:uiPriority="39" w:unhideWhenUsed="1"/>
-    <w:lsdException w:name="toc 3" w:semiHidden="1" w:uiPriority="39" w:unhideWhenUsed="1"/>
-    <w:lsdException w:name="toc 4" w:semiHidden="1" w:uiPriority="39" w:unhideWhenUsed="1"/>
-    <w:lsdException w:name="toc 5" w:semiHidden="1" w:uiPriority="39" w:unhideWhenUsed="1"/>
-    <w:lsdException w:name="toc 6" w:semiHidden="1" w:uiPriority="39" w:unhideWhenUsed="1"/>
-    <w:lsdException w:name="toc 7" w:semiHidden="1" w:uiPriority="39" w:unhideWhenUsed="1"/>
-    <w:lsdException w:name="toc 8" w:semiHidden="1" w:uiPriority="39" w:unhideWhenUsed="1"/>
-    <w:lsdException w:name="toc 9" w:semiHidden="1" w:uiPriority="39" w:unhideWhenUsed="1"/>
-    <w:lsdException w:name="Normal Indent" w:semiHidden="1" w:unhideWhenUsed="1"/>
-    <w:lsdException w:name="footnote text" w:semiHidden="1" w:unhideWhenUsed="1"/>
-    <w:lsdException w:name="annotation text" w:semiHidden="1" w:unhideWhenUsed="1"/>
-    <w:lsdException w:name="header" w:semiHidden="1" w:unhideWhenUsed="1"/>
-    <w:lsdException w:name="footer" w:semiHidden="1" w:unhideWhenUsed="1"/>
-    <w:lsdException w:name="index heading" w:semiHidden="1" w:unhideWhenUsed="1"/>
-    <w:lsdException w:name="caption" w:semiHidden="1" w:uiPriority="35" w:unhideWhenUsed="1" w:qFormat="1"/>
-    <w:lsdException w:name="table of figures" w:semiHidden="1" w:unhideWhenUsed="1"/>
-    <w:lsdException w:name="envelope address" w:semiHidden="1" w:unhideWhenUsed="1"/>
-    <w:lsdException w:name="envelope return" w:semiHidden="1" w:unhideWhenUsed="1"/>
-    <w:lsdException w:name="footnote reference" w:semiHidden="1" w:unhideWhenUsed="1"/>
-    <w:lsdException w:name="annotation reference" w:semiHidden="1" w:unhideWhenUsed="1"/>
-    <w:lsdException w:name="line number" w:semiHidden="1" w:unhideWhenUsed="1"/>
-    <w:lsdException w:name="page number" w:semiHidden="1" w:unhideWhenUsed="1"/>
-    <w:lsdException w:name="endnote reference" w:semiHidden="1" w:unhideWhenUsed="1"/>
-    <w:lsdException w:name="endnote text" w:semiHidden="1" w:unhideWhenUsed="1"/>
-    <w:lsdException w:name="table of authorities" w:semiHidden="1" w:unhideWhenUsed="1"/>
-    <w:lsdException w:name="macro" w:semiHidden="1" w:unhideWhenUsed="1"/>
-    <w:lsdException w:name="toa heading" w:semiHidden="1" w:unhideWhenUsed="1"/>
-    <w:lsdException w:name="List" w:semiHidden="1" w:unhideWhenUsed="1"/>
-    <w:lsdException w:name="List Bullet" w:semiHidden="1" w:unhideWhenUsed="1"/>
-    <w:lsdException w:name="List Number" w:semiHidden="1" w:unhideWhenUsed="1"/>
-    <w:lsdException w:name="List 2" w:semiHidden="1" w:unhideWhenUsed="1"/>
-    <w:lsdException w:name="List 3" w:semiHidden="1" w:unhideWhenUsed="1"/>
-    <w:lsdException w:name="List 4" w:semiHidden="1" w:unhideWhenUsed="1"/>
-    <w:lsdException w:name="List 5" w:semiHidden="1" w:unhideWhenUsed="1"/>
-    <w:lsdException w:name="List Bullet 2" w:semiHidden="1" w:unhideWhenUsed="1"/>
-    <w:lsdException w:name="List Bullet 3" w:semiHidden="1" w:unhideWhenUsed="1"/>
-    <w:lsdException w:name="List Bullet 4" w:semiHidden="1" w:unhideWhenUsed="1"/>
-    <w:lsdException w:name="List Bullet 5" w:semiHidden="1" w:unhideWhenUsed="1"/>
-    <w:lsdException w:name="List Number 2" w:semiHidden="1" w:unhideWhenUsed="1"/>
-    <w:lsdException w:name="List Number 3" w:semiHidden="1" w:unhideWhenUsed="1"/>
-    <w:lsdException w:name="List Number 4" w:semiHidden="1" w:unhideWhenUsed="1"/>
-    <w:lsdException w:name="List Number 5" w:semiHidden="1" w:unhideWhenUsed="1"/>
-    <w:lsdException w:name="Title" w:uiPriority="10" w:qFormat="1"/>
-    <w:lsdException w:name="Closing" w:semiHidden="1" w:unhideWhenUsed="1"/>
-    <w:lsdException w:name="Signature" w:semiHidden="1" w:unhideWhenUsed="1"/>
-    <w:lsdException w:name="Default Paragraph Font" w:semiHidden="1" w:uiPriority="1" w:unhideWhenUsed="1"/>
-    <w:lsdException w:name="Body Text" w:semiHidden="1" w:unhideWhenUsed="1"/>
-    <w:lsdException w:name="Body Text Indent" w:semiHidden="1" w:unhideWhenUsed="1"/>
-    <w:lsdException w:name="List Continue" w:semiHidden="1" w:unhideWhenUsed="1"/>
-    <w:lsdException w:name="List Continue 2" w:semiHidden="1" w:unhideWhenUsed="1"/>
-    <w:lsdException w:name="List Continue 3" w:semiHidden="1" w:unhideWhenUsed="1"/>
-    <w:lsdException w:name="List Continue 4" w:semiHidden="1" w:unhideWhenUsed="1"/>
-    <w:lsdException w:name="List Continue 5" w:semiHidden="1" w:unhideWhenUsed="1"/>
-    <w:lsdException w:name="Message Header" w:semiHidden="1" w:unhideWhenUsed="1"/>
-    <w:lsdException w:name="Subtitle" w:uiPriority="11" w:qFormat="1"/>
-    <w:lsdException w:name="Salutation" w:semiHidden="1" w:unhideWhenUsed="1"/>
-    <w:lsdException w:name="Date" w:semiHidden="1" w:unhideWhenUsed="1"/>
-    <w:lsdException w:name="Body Text First Indent" w:semiHidden="1" w:unhideWhenUsed="1"/>
-    <w:lsdException w:name="Body Text First Indent 2" w:semiHidden="1" w:unhideWhenUsed="1"/>
-    <w:lsdException w:name="Note Heading" w:semiHidden="1" w:unhideWhenUsed="1"/>
-    <w:lsdException w:name="Body Text 2" w:semiHidden="1" w:unhideWhenUsed="1"/>
-    <w:lsdException w:name="Body Text 3" w:semiHidden="1" w:unhideWhenUsed="1"/>
-    <w:lsdException w:name="Body Text Indent 2" w:semiHidden="1" w:unhideWhenUsed="1"/>
-    <w:lsdException w:name="Body Text Indent 3" w:semiHidden="1" w:unhideWhenUsed="1"/>
-    <w:lsdException w:name="Block Text" w:semiHidden="1" w:unhideWhenUsed="1"/>
-    <w:lsdException w:name="Hyperlink" w:semiHidden="1" w:unhideWhenUsed="1"/>
-    <w:lsdException w:name="FollowedHyperlink" w:semiHidden="1" w:unhideWhenUsed="1"/>
-    <w:lsdException w:name="Strong" w:uiPriority="22" w:qFormat="1"/>
-    <w:lsdException w:name="Emphasis" w:uiPriority="20" w:qFormat="1"/>
-    <w:lsdException w:name="Document Map" w:semiHidden="1" w:unhideWhenUsed="1"/>
-    <w:lsdException w:name="Plain Text" w:semiHidden="1" w:unhideWhenUsed="1"/>
-    <w:lsdException w:name="E-mail Signature" w:semiHidden="1" w:unhideWhenUsed="1"/>
-    <w:lsdException w:name="HTML Top of Form" w:semiHidden="1" w:unhideWhenUsed="1"/>
-    <w:lsdException w:name="HTML Bottom of Form" w:semiHidden="1" w:unhideWhenUsed="1"/>
-    <w:lsdException w:name="Normal (Web)" w:semiHidden="1" w:unhideWhenUsed="1"/>
-    <w:lsdException w:name="HTML Acronym" w:semiHidden="1" w:unhideWhenUsed="1"/>
-    <w:lsdException w:name="HTML Address" w:semiHidden="1" w:unhideWhenUsed="1"/>
-    <w:lsdException w:name="HTML Cite" w:semiHidden="1" w:unhideWhenUsed="1"/>
-    <w:lsdException w:name="HTML Code" w:semiHidden="1" w:unhideWhenUsed="1"/>
-    <w:lsdException w:name="HTML Definition" w:semiHidden="1" w:unhideWhenUsed="1"/>
-    <w:lsdException w:name="HTML Keyboard" w:semiHidden="1" w:unhideWhenUsed="1"/>
-    <w:lsdException w:name="HTML Preformatted" w:semiHidden="1" w:unhideWhenUsed="1"/>
-    <w:lsdException w:name="HTML Sample" w:semiHidden="1" w:unhideWhenUsed="1"/>
-    <w:lsdException w:name="HTML Typewriter" w:semiHidden="1" w:unhideWhenUsed="1"/>
-    <w:lsdException w:name="HTML Variable" w:semiHidden="1" w:unhideWhenUsed="1"/>
-    <w:lsdException w:name="Normal Table" w:semiHidden="1" w:unhideWhenUsed="1"/>
-    <w:lsdException w:name="annotation subject" w:semiHidden="1" w:unhideWhenUsed="1"/>
-    <w:lsdException w:name="No List" w:semiHidden="1" w:unhideWhenUsed="1"/>
-    <w:lsdException w:name="Outline List 1" w:semiHidden="1" w:unhideWhenUsed="1"/>
-    <w:lsdException w:name="Outline List 2" w:semiHidden="1" w:unhideWhenUsed="1"/>
-    <w:lsdException w:name="Outline List 3" w:semiHidden="1" w:unhideWhenUsed="1"/>
-    <w:lsdException w:name="Table Simple 1" w:semiHidden="1" w:unhideWhenUsed="1"/>
-    <w:lsdException w:name="Table Simple 2" w:semiHidden="1" w:unhideWhenUsed="1"/>
-    <w:lsdException w:name="Table Simple 3" w:semiHidden="1" w:unhideWhenUsed="1"/>
-    <w:lsdException w:name="Table Classic 1" w:semiHidden="1" w:unhideWhenUsed="1"/>
-    <w:lsdException w:name="Table Classic 2" w:semiHidden="1" w:unhideWhenUsed="1"/>
-    <w:lsdException w:name="Table Classic 3" w:semiHidden="1" w:unhideWhenUsed="1"/>
-    <w:lsdException w:name="Table Classic 4" w:semiHidden="1" w:unhideWhenUsed="1"/>
-    <w:lsdException w:name="Table Colorful 1" w:semiHidden="1" w:unhideWhenUsed="1"/>
-    <w:lsdException w:name="Table Colorful 2" w:semiHidden="1" w:unhideWhenUsed="1"/>
-    <w:lsdException w:name="Table Colorful 3" w:semiHidden="1" w:unhideWhenUsed="1"/>
-    <w:lsdException w:name="Table Columns 1" w:semiHidden="1" w:unhideWhenUsed="1"/>
-    <w:lsdException w:name="Table Columns 2" w:semiHidden="1" w:unhideWhenUsed="1"/>
-    <w:lsdException w:name="Table Columns 3" w:semiHidden="1" w:unhideWhenUsed="1"/>
-    <w:lsdException w:name="Table Columns 4" w:semiHidden="1" w:unhideWhenUsed="1"/>
-    <w:lsdException w:name="Table Columns 5" w:semiHidden="1" w:unhideWhenUsed="1"/>
-    <w:lsdException w:name="Table Grid 1" w:semiHidden="1" w:unhideWhenUsed="1"/>
-    <w:lsdException w:name="Table Grid 2" w:semiHidden="1" w:unhideWhenUsed="1"/>
-    <w:lsdException w:name="Table Grid 3" w:semiHidden="1" w:unhideWhenUsed="1"/>
-    <w:lsdException w:name="Table Grid 4" w:semiHidden="1" w:unhideWhenUsed="1"/>
-    <w:lsdException w:name="Table Grid 5" w:semiHidden="1" w:unhideWhenUsed="1"/>
-    <w:lsdException w:name="Table Grid 6" w:semiHidden="1" w:unhideWhenUsed="1"/>
-    <w:lsdException w:name="Table Grid 7" w:semiHidden="1" w:unhideWhenUsed="1"/>
-    <w:lsdException w:name="Table Grid 8" w:semiHidden="1" w:unhideWhenUsed="1"/>
-    <w:lsdException w:name="Table List 1" w:semiHidden="1" w:unhideWhenUsed="1"/>
-    <w:lsdException w:name="Table List 2" w:semiHidden="1" w:unhideWhenUsed="1"/>
-    <w:lsdException w:name="Table List 3" w:semiHidden="1" w:unhideWhenUsed="1"/>
-    <w:lsdException w:name="Table List 4" w:semiHidden="1" w:unhideWhenUsed="1"/>
-    <w:lsdException w:name="Table List 5" w:semiHidden="1" w:unhideWhenUsed="1"/>
-    <w:lsdException w:name="Table List 6" w:semiHidden="1" w:unhideWhenUsed="1"/>
-    <w:lsdException w:name="Table List 7" w:semiHidden="1" w:unhideWhenUsed="1"/>
-    <w:lsdException w:name="Table List 8" w:semiHidden="1" w:unhideWhenUsed="1"/>
-    <w:lsdException w:name="Table 3D effects 1" w:semiHidden="1" w:unhideWhenUsed="1"/>
-    <w:lsdException w:name="Table 3D effects 2" w:semiHidden="1" w:unhideWhenUsed="1"/>
-    <w:lsdException w:name="Table 3D effects 3" w:semiHidden="1" w:unhideWhenUsed="1"/>
-    <w:lsdException w:name="Table Contemporary" w:semiHidden="1" w:unhideWhenUsed="1"/>
-    <w:lsdException w:name="Table Elegant" w:semiHidden="1" w:unhideWhenUsed="1"/>
-    <w:lsdException w:name="Table Professional" w:semiHidden="1" w:unhideWhenUsed="1"/>
-    <w:lsdException w:name="Table Subtle 1" w:semiHidden="1" w:unhideWhenUsed="1"/>
-    <w:lsdException w:name="Table Subtle 2" w:semiHidden="1" w:unhideWhenUsed="1"/>
-    <w:lsdException w:name="Table Web 1" w:semiHidden="1" w:unhideWhenUsed="1"/>
-    <w:lsdException w:name="Table Web 2" w:semiHidden="1" w:unhideWhenUsed="1"/>
-    <w:lsdException w:name="Table Web 3" w:semiHidden="1" w:unhideWhenUsed="1"/>
-    <w:lsdException w:name="Balloon Text" w:semiHidden="1" w:unhideWhenUsed="1"/>
-    <w:lsdException w:name="Table Grid" w:uiPriority="59"/>
-    <w:lsdException w:name="Table Theme" w:semiHidden="1" w:unhideWhenUsed="1"/>
-    <w:lsdException w:name="Placeholder Text" w:semiHidden="1"/>
-    <w:lsdException w:name="No Spacing" w:uiPriority="1" w:qFormat="1"/>
-    <w:lsdException w:name="Light Shading" w:uiPriority="60"/>
-    <w:lsdException w:name="Light List" w:uiPriority="61"/>
-    <w:lsdException w:name="Light Grid" w:uiPriority="62"/>
-    <w:lsdException w:name="Medium Shading 1" w:uiPriority="63"/>
-    <w:lsdException w:name="Medium Shading 2" w:uiPriority="64"/>
-    <w:lsdException w:name="Medium List 1" w:uiPriority="65"/>
-    <w:lsdException w:name="Medium List 2" w:uiPriority="66"/>
-    <w:lsdException w:name="Medium Grid 1" w:uiPriority="67"/>
-    <w:lsdException w:name="Medium Grid 2" w:uiPriority="68"/>
-    <w:lsdException w:name="Medium Grid 3" w:uiPriority="69"/>
-    <w:lsdException w:name="Dark List" w:uiPriority="70"/>
-    <w:lsdException w:name="Colorful Shading" w:uiPriority="71"/>
-    <w:lsdException w:name="Colorful List" w:uiPriority="72"/>
-    <w:lsdException w:name="Colorful Grid" w:uiPriority="73"/>
-    <w:lsdException w:name="Light Shading Accent 1" w:uiPriority="60"/>
-    <w:lsdException w:name="Light List Accent 1" w:uiPriority="61"/>
-    <w:lsdException w:name="Light Grid Accent 1" w:uiPriority="62"/>
-    <w:lsdException w:name="Medium Shading 1 Accent 1" w:uiPriority="63"/>
-    <w:lsdException w:name="Medium Shading 2 Accent 1" w:uiPriority="64"/>
-    <w:lsdException w:name="Medium List 1 Accent 1" w:uiPriority="65"/>
-    <w:lsdException w:name="Revision" w:semiHidden="1"/>
-    <w:lsdException w:name="List Paragraph" w:uiPriority="34" w:qFormat="1"/>
-    <w:lsdException w:name="Quote" w:uiPriority="29" w:qFormat="1"/>
-    <w:lsdException w:name="Intense Quote" w:uiPriority="30" w:qFormat="1"/>
-    <w:lsdException w:name="Medium List 2 Accent 1" w:uiPriority="66"/>
-    <w:lsdException w:name="Medium Grid 1 Accent 1" w:uiPriority="67"/>
-    <w:lsdException w:name="Medium Grid 2 Accent 1" w:uiPriority="68"/>
-    <w:lsdException w:name="Medium Grid 3 Accent 1" w:uiPriority="69"/>
-    <w:lsdException w:name="Dark List Accent 1" w:uiPriority="70"/>
-    <w:lsdException w:name="Colorful Shading Accent 1" w:uiPriority="71"/>
-    <w:lsdException w:name="Colorful List Accent 1" w:uiPriority="72"/>
-    <w:lsdException w:name="Colorful Grid Accent 1" w:uiPriority="73"/>
-    <w:lsdException w:name="Light Shading Accent 2" w:uiPriority="60"/>
-    <w:lsdException w:name="Light List Accent 2" w:uiPriority="61"/>
-    <w:lsdException w:name="Light Grid Accent 2" w:uiPriority="62"/>
-    <w:lsdException w:name="Medium Shading 1 Accent 2" w:uiPriority="63"/>
-    <w:lsdException w:name="Medium Shading 2 Accent 2" w:uiPriority="64"/>
-    <w:lsdException w:name="Medium List 1 Accent 2" w:uiPriority="65"/>
-    <w:lsdException w:name="Medium List 2 Accent 2" w:uiPriority="66"/>
-    <w:lsdException w:name="Medium Grid 1 Accent 2" w:uiPriority="67"/>
-    <w:lsdException w:name="Medium Grid 2 Accent 2" w:uiPriority="68"/>
-    <w:lsdException w:name="Medium Grid 3 Accent 2" w:uiPriority="69"/>
-    <w:lsdException w:name="Dark List Accent 2" w:uiPriority="70"/>
-    <w:lsdException w:name="Colorful Shading Accent 2" w:uiPriority="71"/>
-    <w:lsdException w:name="Colorful List Accent 2" w:uiPriority="72"/>
-    <w:lsdException w:name="Colorful Grid Accent 2" w:uiPriority="73"/>
-    <w:lsdException w:name="Light Shading Accent 3" w:uiPriority="60"/>
-    <w:lsdException w:name="Light List Accent 3" w:uiPriority="61"/>
-    <w:lsdException w:name="Light Grid Accent 3" w:uiPriority="62"/>
-    <w:lsdException w:name="Medium Shading 1 Accent 3" w:uiPriority="63"/>
-    <w:lsdException w:name="Medium Shading 2 Accent 3" w:uiPriority="64"/>
-    <w:lsdException w:name="Medium List 1 Accent 3" w:uiPriority="65"/>
-    <w:lsdException w:name="Medium List 2 Accent 3" w:uiPriority="66"/>
-    <w:lsdException w:name="Medium Grid 1 Accent 3" w:uiPriority="67"/>
-    <w:lsdException w:name="Medium Grid 2 Accent 3" w:uiPriority="68"/>
-    <w:lsdException w:name="Medium Grid 3 Accent 3" w:uiPriority="69"/>
-    <w:lsdException w:name="Dark List Accent 3" w:uiPriority="70"/>
-    <w:lsdException w:name="Colorful Shading Accent 3" w:uiPriority="71"/>
-    <w:lsdException w:name="Colorful List Accent 3" w:uiPriority="72"/>
-    <w:lsdException w:name="Colorful Grid Accent 3" w:uiPriority="73"/>
-    <w:lsdException w:name="Light Shading Accent 4" w:uiPriority="60"/>
-    <w:lsdException w:name="Light List Accent 4" w:uiPriority="61"/>
-    <w:lsdException w:name="Light Grid Accent 4" w:uiPriority="62"/>
-    <w:lsdException w:name="Medium Shading 1 Accent 4" w:uiPriority="63"/>
-    <w:lsdException w:name="Medium Shading 2 Accent 4" w:uiPriority="64"/>
-    <w:lsdException w:name="Medium List 1 Accent 4" w:uiPriority="65"/>
-    <w:lsdException w:name="Medium List 2 Accent 4" w:uiPriority="66"/>
-    <w:lsdException w:name="Medium Grid 1 Accent 4" w:uiPriority="67"/>
-    <w:lsdException w:name="Medium Grid 2 Accent 4" w:uiPriority="68"/>
-    <w:lsdException w:name="Medium Grid 3 Accent 4" w:uiPriority="69"/>
-    <w:lsdException w:name="Dark List Accent 4" w:uiPriority="70"/>
-    <w:lsdException w:name="Colorful Shading Accent 4" w:uiPriority="71"/>
-    <w:lsdException w:name="Colorful List Accent 4" w:uiPriority="72"/>
-    <w:lsdException w:name="Colorful Grid Accent 4" w:uiPriority="73"/>
-    <w:lsdException w:name="Light Shading Accent 5" w:uiPriority="60"/>
-    <w:lsdException w:name="Light List Accent 5" w:uiPriority="61"/>
-    <w:lsdException w:name="Light Grid Accent 5" w:uiPriority="62"/>
-    <w:lsdException w:name="Medium Shading 1 Accent 5" w:uiPriority="63"/>
-    <w:lsdException w:name="Medium Shading 2 Accent 5" w:uiPriority="64"/>
-    <w:lsdException w:name="Medium List 1 Accent 5" w:uiPriority="65"/>
-    <w:lsdException w:name="Medium List 2 Accent 5" w:uiPriority="66"/>
-    <w:lsdException w:name="Medium Grid 1 Accent 5" w:uiPriority="67"/>
-    <w:lsdException w:name="Medium Grid 2 Accent 5" w:uiPriority="68"/>
-    <w:lsdException w:name="Medium Grid 3 Accent 5" w:uiPriority="69"/>
-    <w:lsdException w:name="Dark List Accent 5" w:uiPriority="70"/>
-    <w:lsdException w:name="Colorful Shading Accent 5" w:uiPriority="71"/>
-    <w:lsdException w:name="Colorful List Accent 5" w:uiPriority="72"/>
-    <w:lsdException w:name="Colorful Grid Accent 5" w:uiPriority="73"/>
-    <w:lsdException w:name="Light Shading Accent 6" w:uiPriority="60"/>
-    <w:lsdException w:name="Light List Accent 6" w:uiPriority="61"/>
-    <w:lsdException w:name="Light Grid Accent 6" w:uiPriority="62"/>
-    <w:lsdException w:name="Medium Shading 1 Accent 6" w:uiPriority="63"/>
-    <w:lsdException w:name="Medium Shading 2 Accent 6" w:uiPriority="64"/>
-    <w:lsdException w:name="Medium List 1 Accent 6" w:uiPriority="65"/>
-    <w:lsdException w:name="Medium List 2 Accent 6" w:uiPriority="66"/>
-    <w:lsdException w:name="Medium Grid 1 Accent 6" w:uiPriority="67"/>
-    <w:lsdException w:name="Medium Grid 2 Accent 6" w:uiPriority="68"/>
-    <w:lsdException w:name="Medium Grid 3 Accent 6" w:uiPriority="69"/>
-    <w:lsdException w:name="Dark List Accent 6" w:uiPriority="70"/>
-    <w:lsdException w:name="Colorful Shading Accent 6" w:uiPriority="71"/>
-    <w:lsdException w:name="Colorful List Accent 6" w:uiPriority="72"/>
-    <w:lsdException w:name="Colorful Grid Accent 6" w:uiPriority="73"/>
-    <w:lsdException w:name="Subtle Emphasis" w:uiPriority="19" w:qFormat="1"/>
-    <w:lsdException w:name="Intense Emphasis" w:uiPriority="21" w:qFormat="1"/>
-    <w:lsdException w:name="Subtle Reference" w:uiPriority="31" w:qFormat="1"/>
-    <w:lsdException w:name="Intense Reference" w:uiPriority="32" w:qFormat="1"/>
-    <w:lsdException w:name="Book Title" w:uiPriority="33" w:qFormat="1"/>
-    <w:lsdException w:name="Bibliography" w:semiHidden="1" w:uiPriority="37" w:unhideWhenUsed="1"/>
-    <w:lsdException w:name="TOC Heading" w:semiHidden="1" w:uiPriority="39" w:unhideWhenUsed="1" w:qFormat="1"/>
-    <w:lsdException w:name="Plain Table 1" w:uiPriority="41"/>
-    <w:lsdException w:name="Plain Table 2" w:uiPriority="42"/>
-    <w:lsdException w:name="Plain Table 3" w:uiPriority="43"/>
-    <w:lsdException w:name="Plain Table 4" w:uiPriority="44"/>
-    <w:lsdException w:name="Plain Table 5" w:uiPriority="45"/>
-    <w:lsdException w:name="Grid Table Light" w:uiPriority="40"/>
-    <w:lsdException w:name="Grid Table 1 Light" w:uiPriority="46"/>
-    <w:lsdException w:name="Grid Table 2" w:uiPriority="47"/>
-    <w:lsdException w:name="Grid Table 3" w:uiPriority="48"/>
-    <w:lsdException w:name="Grid Table 4" w:uiPriority="49"/>
-    <w:lsdException w:name="Grid Table 5 Dark" w:uiPriority="50"/>
-    <w:lsdException w:name="Grid Table 6 Colorful" w:uiPriority="51"/>
-    <w:lsdException w:name="Grid Table 7 Colorful" w:uiPriority="52"/>
-    <w:lsdException w:name="Grid Table 1 Light Accent 1" w:uiPriority="46"/>
-    <w:lsdException w:name="Grid Table 2 Accent 1" w:uiPriority="47"/>
-    <w:lsdException w:name="Grid Table 3 Accent 1" w:uiPriority="48"/>
-    <w:lsdException w:name="Grid Table 4 Accent 1" w:uiPriority="49"/>
-    <w:lsdException w:name="Grid Table 5 Dark Accent 1" w:uiPriority="50"/>
-    <w:lsdException w:name="Grid Table 6 Colorful Accent 1" w:uiPriority="51"/>
-    <w:lsdException w:name="Grid Table 7 Colorful Accent 1" w:uiPriority="52"/>
-    <w:lsdException w:name="Grid Table 1 Light Accent 2" w:uiPriority="46"/>
-    <w:lsdException w:name="Grid Table 2 Accent 2" w:uiPriority="47"/>
-    <w:lsdException w:name="Grid Table 3 Accent 2" w:uiPriority="48"/>
-    <w:lsdException w:name="Grid Table 4 Accent 2" w:uiPriority="49"/>
-    <w:lsdException w:name="Grid Table 5 Dark Accent 2" w:uiPriority="50"/>
-    <w:lsdException w:name="Grid Table 6 Colorful Accent 2" w:uiPriority="51"/>
-    <w:lsdException w:name="Grid Table 7 Colorful Accent 2" w:uiPriority="52"/>
-    <w:lsdException w:name="Grid Table 1 Light Accent 3" w:uiPriority="46"/>
-    <w:lsdException w:name="Grid Table 2 Accent 3" w:uiPriority="47"/>
-    <w:lsdException w:name="Grid Table 3 Accent 3" w:uiPriority="48"/>
-    <w:lsdException w:name="Grid Table 4 Accent 3" w:uiPriority="49"/>
-    <w:lsdException w:name="Grid Table 5 Dark Accent 3" w:uiPriority="50"/>
-    <w:lsdException w:name="Grid Table 6 Colorful Accent 3" w:uiPriority="51"/>
-    <w:lsdException w:name="Grid Table 7 Colorful Accent 3" w:uiPriority="52"/>
-    <w:lsdException w:name="Grid Table 1 Light Accent 4" w:uiPriority="46"/>
-    <w:lsdException w:name="Grid Table 2 Accent 4" w:uiPriority="47"/>
-    <w:lsdException w:name="Grid Table 3 Accent 4" w:uiPriority="48"/>
-    <w:lsdException w:name="Grid Table 4 Accent 4" w:uiPriority="49"/>
-    <w:lsdException w:name="Grid Table 5 Dark Accent 4" w:uiPriority="50"/>
-    <w:lsdException w:name="Grid Table 6 Colorful Accent 4" w:uiPriority="51"/>
-    <w:lsdException w:name="Grid Table 7 Colorful Accent 4" w:uiPriority="52"/>
-    <w:lsdException w:name="Grid Table 1 Light Accent 5" w:uiPriority="46"/>
-    <w:lsdException w:name="Grid Table 2 Accent 5" w:uiPriority="47"/>
-    <w:lsdException w:name="Grid Table 3 Accent 5" w:uiPriority="48"/>
-    <w:lsdException w:name="Grid Table 4 Accent 5" w:uiPriority="49"/>
-    <w:lsdException w:name="Grid Table 5 Dark Accent 5" w:uiPriority="50"/>
-    <w:lsdException w:name="Grid Table 6 Colorful Accent 5" w:uiPriority="51"/>
-    <w:lsdException w:name="Grid Table 7 Colorful Accent 5" w:uiPriority="52"/>
-    <w:lsdException w:name="Grid Table 1 Light Accent 6" w:uiPriority="46"/>
-    <w:lsdException w:name="Grid Table 2 Accent 6" w:uiPriority="47"/>
-    <w:lsdException w:name="Grid Table 3 Accent 6" w:uiPriority="48"/>
-    <w:lsdException w:name="Grid Table 4 Accent 6" w:uiPriority="49"/>
-    <w:lsdException w:name="Grid Table 5 Dark Accent 6" w:uiPriority="50"/>
-    <w:lsdException w:name="Grid Table 6 Colorful Accent 6" w:uiPriority="51"/>
-    <w:lsdException w:name="Grid Table 7 Colorful Accent 6" w:uiPriority="52"/>
-    <w:lsdException w:name="List Table 1 Light" w:uiPriority="46"/>
-    <w:lsdException w:name="List Table 2" w:uiPriority="47"/>
-    <w:lsdException w:name="List Table 3" w:uiPriority="48"/>
-    <w:lsdException w:name="List Table 4" w:uiPriority="49"/>
-    <w:lsdException w:name="List Table 5 Dark" w:uiPriority="50"/>
-    <w:lsdException w:name="List Table 6 Colorful" w:uiPriority="51"/>
-    <w:lsdException w:name="List Table 7 Colorful" w:uiPriority="52"/>
-    <w:lsdException w:name="List Table 1 Light Accent 1" w:uiPriority="46"/>
-    <w:lsdException w:name="List Table 2 Accent 1" w:uiPriority="47"/>
-    <w:lsdException w:name="List Table 3 Accent 1" w:uiPriority="48"/>
-    <w:lsdException w:name="List Table 4 Accent 1" w:uiPriority="49"/>
-    <w:lsdException w:name="List Table 5 Dark Accent 1" w:uiPriority="50"/>
-    <w:lsdException w:name="List Table 6 Colorful Accent 1" w:uiPriority="51"/>
-    <w:lsdException w:name="List Table 7 Colorful Accent 1" w:uiPriority="52"/>
-    <w:lsdException w:name="List Table 1 Light Accent 2" w:uiPriority="46"/>
-    <w:lsdException w:name="List Table 2 Accent 2" w:uiPriority="47"/>
-    <w:lsdException w:name="List Table 3 Accent 2" w:uiPriority="48"/>
-    <w:lsdException w:name="List Table 4 Accent 2" w:uiPriority="49"/>
-    <w:lsdException w:name="List Table 5 Dark Accent 2" w:uiPriority="50"/>
-    <w:lsdException w:name="List Table 6 Colorful Accent 2" w:uiPriority="51"/>
-    <w:lsdException w:name="List Table 7 Colorful Accent 2" w:uiPriority="52"/>
-    <w:lsdException w:name="List Table 1 Light Accent 3" w:uiPriority="46"/>
-    <w:lsdException w:name="List Table 2 Accent 3" w:uiPriority="47"/>
-    <w:lsdException w:name="List Table 3 Accent 3" w:uiPriority="48"/>
-    <w:lsdException w:name="List Table 4 Accent 3" w:uiPriority="49"/>
-    <w:lsdException w:name="List Table 5 Dark Accent 3" w:uiPriority="50"/>
-    <w:lsdException w:name="List Table 6 Colorful Accent 3" w:uiPriority="51"/>
-    <w:lsdException w:name="List Table 7 Colorful Accent 3" w:uiPriority="52"/>
-    <w:lsdException w:name="List Table 1 Light Accent 4" w:uiPriority="46"/>
-    <w:lsdException w:name="List Table 2 Accent 4" w:uiPriority="47"/>
-    <w:lsdException w:name="List Table 3 Accent 4" w:uiPriority="48"/>
-    <w:lsdException w:name="List Table 4 Accent 4" w:uiPriority="49"/>
-    <w:lsdException w:name="List Table 5 Dark Accent 4" w:uiPriority="50"/>
-    <w:lsdException w:name="List Table 6 Colorful Accent 4" w:uiPriority="51"/>
-    <w:lsdException w:name="List Table 7 Colorful Accent 4" w:uiPriority="52"/>
-    <w:lsdException w:name="List Table 1 Light Accent 5" w:uiPriority="46"/>
-    <w:lsdException w:name="List Table 2 Accent 5" w:uiPriority="47"/>
-    <w:lsdException w:name="List Table 3 Accent 5" w:uiPriority="48"/>
-    <w:lsdException w:name="List Table 4 Accent 5" w:uiPriority="49"/>
-    <w:lsdException w:name="List Table 5 Dark Accent 5" w:uiPriority="50"/>
-    <w:lsdException w:name="List Table 6 Colorful Accent 5" w:uiPriority="51"/>
-    <w:lsdException w:name="List Table 7 Colorful Accent 5" w:uiPriority="52"/>
-    <w:lsdException w:name="List Table 1 Light Accent 6" w:uiPriority="46"/>
-    <w:lsdException w:name="List Table 2 Accent 6" w:uiPriority="47"/>
-    <w:lsdException w:name="List Table 3 Accent 6" w:uiPriority="48"/>
-    <w:lsdException w:name="List Table 4 Accent 6" w:uiPriority="49"/>
-    <w:lsdException w:name="List Table 5 Dark Accent 6" w:uiPriority="50"/>
-    <w:lsdException w:name="List Table 6 Colorful Accent 6" w:uiPriority="51"/>
-    <w:lsdException w:name="List Table 7 Colorful Accent 6" w:uiPriority="52"/>
-    <w:lsdException w:name="Mention" w:semiHidden="1" w:unhideWhenUsed="1"/>
-    <w:lsdException w:name="Smart Hyperlink" w:semiHidden="1" w:unhideWhenUsed="1"/>
-    <w:lsdException w:name="Hashtag" w:semiHidden="1" w:unhideWhenUsed="1"/>
-    <w:lsdException w:name="Unresolved Mention" w:semiHidden="1" w:unhideWhenUsed="1"/>
-    <w:lsdException w:name="Smart Link" w:semiHidden="1" w:unhideWhenUsed="1"/>
+  <w:latentStyles w:defLockedState="0" w:defUIPriority="99" w:defSemiHidden="1" w:defUnhideWhenUsed="1" w:defQFormat="0" w:count="267">
+    <w:lsdException w:name="Normal" w:semiHidden="0" w:uiPriority="0" w:unhideWhenUsed="0" w:qFormat="1"/>
+    <w:lsdException w:name="heading 1" w:semiHidden="0" w:uiPriority="9" w:unhideWhenUsed="0" w:qFormat="1"/>
+    <w:lsdException w:name="heading 2" w:uiPriority="9" w:qFormat="1"/>
+    <w:lsdException w:name="heading 3" w:uiPriority="9" w:qFormat="1"/>
+    <w:lsdException w:name="heading 4" w:uiPriority="9" w:qFormat="1"/>
+    <w:lsdException w:name="heading 5" w:uiPriority="9" w:qFormat="1"/>
+    <w:lsdException w:name="heading 6" w:uiPriority="9" w:qFormat="1"/>
+    <w:lsdException w:name="heading 7" w:uiPriority="9" w:qFormat="1"/>
+    <w:lsdException w:name="heading 8" w:uiPriority="9" w:qFormat="1"/>
+    <w:lsdException w:name="heading 9" w:uiPriority="9" w:qFormat="1"/>
+    <w:lsdException w:name="toc 1" w:uiPriority="39"/>
+    <w:lsdException w:name="toc 2" w:uiPriority="39"/>
+    <w:lsdException w:name="toc 3" w:uiPriority="39"/>
+    <w:lsdException w:name="toc 4" w:uiPriority="39"/>
+    <w:lsdException w:name="toc 5" w:uiPriority="39"/>
+    <w:lsdException w:name="toc 6" w:uiPriority="39"/>
+    <w:lsdException w:name="toc 7" w:uiPriority="39"/>
+    <w:lsdException w:name="toc 8" w:uiPriority="39"/>
+    <w:lsdException w:name="toc 9" w:uiPriority="39"/>
+    <w:lsdException w:name="caption" w:uiPriority="35" w:qFormat="1"/>
+    <w:lsdException w:name="Title" w:semiHidden="0" w:uiPriority="10" w:unhideWhenUsed="0" w:qFormat="1"/>
+    <w:lsdException w:name="Default Paragraph Font" w:uiPriority="1"/>
+    <w:lsdException w:name="Subtitle" w:semiHidden="0" w:uiPriority="11" w:unhideWhenUsed="0" w:qFormat="1"/>
+    <w:lsdException w:name="Strong" w:semiHidden="0" w:uiPriority="22" w:unhideWhenUsed="0" w:qFormat="1"/>
+    <w:lsdException w:name="Emphasis" w:semiHidden="0" w:uiPriority="20" w:unhideWhenUsed="0" w:qFormat="1"/>
+    <w:lsdException w:name="Table Grid" w:semiHidden="0" w:uiPriority="59" w:unhideWhenUsed="0"/>
+    <w:lsdException w:name="Placeholder Text" w:unhideWhenUsed="0"/>
+    <w:lsdException w:name="No Spacing" w:semiHidden="0" w:uiPriority="1" w:unhideWhenUsed="0" w:qFormat="1"/>
+    <w:lsdException w:name="Light Shading" w:semiHidden="0" w:uiPriority="60" w:unhideWhenUsed="0"/>
+    <w:lsdException w:name="Light List" w:semiHidden="0" w:uiPriority="61" w:unhideWhenUsed="0"/>
+    <w:lsdException w:name="Light Grid" w:semiHidden="0" w:uiPriority="62" w:unhideWhenUsed="0"/>
+    <w:lsdException w:name="Medium Shading 1" w:semiHidden="0" w:uiPriority="63" w:unhideWhenUsed="0"/>
+    <w:lsdException w:name="Medium Shading 2" w:semiHidden="0" w:uiPriority="64" w:unhideWhenUsed="0"/>
+    <w:lsdException w:name="Medium List 1" w:semiHidden="0" w:uiPriority="65" w:unhideWhenUsed="0"/>
+    <w:lsdException w:name="Medium List 2" w:semiHidden="0" w:uiPriority="66" w:unhideWhenUsed="0"/>
+    <w:lsdException w:name="Medium Grid 1" w:semiHidden="0" w:uiPriority="67" w:unhideWhenUsed="0"/>
+    <w:lsdException w:name="Medium Grid 2" w:semiHidden="0" w:uiPriority="68" w:unhideWhenUsed="0"/>
+    <w:lsdException w:name="Medium Grid 3" w:semiHidden="0" w:uiPriority="69" w:unhideWhenUsed="0"/>
+    <w:lsdException w:name="Dark List" w:semiHidden="0" w:uiPriority="70" w:unhideWhenUsed="0"/>
+    <w:lsdException w:name="Colorful Shading" w:semiHidden="0" w:uiPriority="71" w:unhideWhenUsed="0"/>
+    <w:lsdException w:name="Colorful List" w:semiHidden="0" w:uiPriority="72" w:unhideWhenUsed="0"/>
+    <w:lsdException w:name="Colorful Grid" w:semiHidden="0" w:uiPriority="73" w:unhideWhenUsed="0"/>
+    <w:lsdException w:name="Light Shading Accent 1" w:semiHidden="0" w:uiPriority="60" w:unhideWhenUsed="0"/>
+    <w:lsdException w:name="Light List Accent 1" w:semiHidden="0" w:uiPriority="61" w:unhideWhenUsed="0"/>
+    <w:lsdException w:name="Light Grid Accent 1" w:semiHidden="0" w:uiPriority="62" w:unhideWhenUsed="0"/>
+    <w:lsdException w:name="Medium Shading 1 Accent 1" w:semiHidden="0" w:uiPriority="63" w:unhideWhenUsed="0"/>
+    <w:lsdException w:name="Medium Shading 2 Accent 1" w:semiHidden="0" w:uiPriority="64" w:unhideWhenUsed="0"/>
+    <w:lsdException w:name="Medium List 1 Accent 1" w:semiHidden="0" w:uiPriority="65" w:unhideWhenUsed="0"/>
+    <w:lsdException w:name="Revision" w:unhideWhenUsed="0"/>
+    <w:lsdException w:name="List Paragraph" w:semiHidden="0" w:uiPriority="34" w:unhideWhenUsed="0" w:qFormat="1"/>
+    <w:lsdException w:name="Quote" w:semiHidden="0" w:uiPriority="29" w:unhideWhenUsed="0" w:qFormat="1"/>
+    <w:lsdException w:name="Intense Quote" w:semiHidden="0" w:uiPriority="30" w:unhideWhenUsed="0" w:qFormat="1"/>
+    <w:lsdException w:name="Medium List 2 Accent 1" w:semiHidden="0" w:uiPriority="66" w:unhideWhenUsed="0"/>
+    <w:lsdException w:name="Medium Grid 1 Accent 1" w:semiHidden="0" w:uiPriority="67" w:unhideWhenUsed="0"/>
+    <w:lsdException w:name="Medium Grid 2 Accent 1" w:semiHidden="0" w:uiPriority="68" w:unhideWhenUsed="0"/>
+    <w:lsdException w:name="Medium Grid 3 Accent 1" w:semiHidden="0" w:uiPriority="69" w:unhideWhenUsed="0"/>
+    <w:lsdException w:name="Dark List Accent 1" w:semiHidden="0" w:uiPriority="70" w:unhideWhenUsed="0"/>
+    <w:lsdException w:name="Colorful Shading Accent 1" w:semiHidden="0" w:uiPriority="71" w:unhideWhenUsed="0"/>
+    <w:lsdException w:name="Colorful List Accent 1" w:semiHidden="0" w:uiPriority="72" w:unhideWhenUsed="0"/>
+    <w:lsdException w:name="Colorful Grid Accent 1" w:semiHidden="0" w:uiPriority="73" w:unhideWhenUsed="0"/>
+    <w:lsdException w:name="Light Shading Accent 2" w:semiHidden="0" w:uiPriority="60" w:unhideWhenUsed="0"/>
+    <w:lsdException w:name="Light List Accent 2" w:semiHidden="0" w:uiPriority="61" w:unhideWhenUsed="0"/>
+    <w:lsdException w:name="Light Grid Accent 2" w:semiHidden="0" w:uiPriority="62" w:unhideWhenUsed="0"/>
+    <w:lsdException w:name="Medium Shading 1 Accent 2" w:semiHidden="0" w:uiPriority="63" w:unhideWhenUsed="0"/>
+    <w:lsdException w:name="Medium Shading 2 Accent 2" w:semiHidden="0" w:uiPriority="64" w:unhideWhenUsed="0"/>
+    <w:lsdException w:name="Medium List 1 Accent 2" w:semiHidden="0" w:uiPriority="65" w:unhideWhenUsed="0"/>
+    <w:lsdException w:name="Medium List 2 Accent 2" w:semiHidden="0" w:uiPriority="66" w:unhideWhenUsed="0"/>
+    <w:lsdException w:name="Medium Grid 1 Accent 2" w:semiHidden="0" w:uiPriority="67" w:unhideWhenUsed="0"/>
+    <w:lsdException w:name="Medium Grid 2 Accent 2" w:semiHidden="0" w:uiPriority="68" w:unhideWhenUsed="0"/>
+    <w:lsdException w:name="Medium Grid 3 Accent 2" w:semiHidden="0" w:uiPriority="69" w:unhideWhenUsed="0"/>
+    <w:lsdException w:name="Dark List Accent 2" w:semiHidden="0" w:uiPriority="70" w:unhideWhenUsed="0"/>
+    <w:lsdException w:name="Colorful Shading Accent 2" w:semiHidden="0" w:uiPriority="71" w:unhideWhenUsed="0"/>
+    <w:lsdException w:name="Colorful List Accent 2" w:semiHidden="0" w:uiPriority="72" w:unhideWhenUsed="0"/>
+    <w:lsdException w:name="Colorful Grid Accent 2" w:semiHidden="0" w:uiPriority="73" w:unhideWhenUsed="0"/>
+    <w:lsdException w:name="Light Shading Accent 3" w:semiHidden="0" w:uiPriority="60" w:unhideWhenUsed="0"/>
+    <w:lsdException w:name="Light List Accent 3" w:semiHidden="0" w:uiPriority="61" w:unhideWhenUsed="0"/>
+    <w:lsdException w:name="Light Grid Accent 3" w:semiHidden="0" w:uiPriority="62" w:unhideWhenUsed="0"/>
+    <w:lsdException w:name="Medium Shading 1 Accent 3" w:semiHidden="0" w:uiPriority="63" w:unhideWhenUsed="0"/>
+    <w:lsdException w:name="Medium Shading 2 Accent 3" w:semiHidden="0" w:uiPriority="64" w:unhideWhenUsed="0"/>
+    <w:lsdException w:name="Medium List 1 Accent 3" w:semiHidden="0" w:uiPriority="65" w:unhideWhenUsed="0"/>
+    <w:lsdException w:name="Medium List 2 Accent 3" w:semiHidden="0" w:uiPriority="66" w:unhideWhenUsed="0"/>
+    <w:lsdException w:name="Medium Grid 1 Accent 3" w:semiHidden="0" w:uiPriority="67" w:unhideWhenUsed="0"/>
+    <w:lsdException w:name="Medium Grid 2 Accent 3" w:semiHidden="0" w:uiPriority="68" w:unhideWhenUsed="0"/>
+    <w:lsdException w:name="Medium Grid 3 Accent 3" w:semiHidden="0" w:uiPriority="69" w:unhideWhenUsed="0"/>
+    <w:lsdException w:name="Dark List Accent 3" w:semiHidden="0" w:uiPriority="70" w:unhideWhenUsed="0"/>
+    <w:lsdException w:name="Colorful Shading Accent 3" w:semiHidden="0" w:uiPriority="71" w:unhideWhenUsed="0"/>
+    <w:lsdException w:name="Colorful List Accent 3" w:semiHidden="0" w:uiPriority="72" w:unhideWhenUsed="0"/>
+    <w:lsdException w:name="Colorful Grid Accent 3" w:semiHidden="0" w:uiPriority="73" w:unhideWhenUsed="0"/>
+    <w:lsdException w:name="Light Shading Accent 4" w:semiHidden="0" w:uiPriority="60" w:unhideWhenUsed="0"/>
+    <w:lsdException w:name="Light List Accent 4" w:semiHidden="0" w:uiPriority="61" w:unhideWhenUsed="0"/>
+    <w:lsdException w:name="Light Grid Accent 4" w:semiHidden="0" w:uiPriority="62" w:unhideWhenUsed="0"/>
+    <w:lsdException w:name="Medium Shading 1 Accent 4" w:semiHidden="0" w:uiPriority="63" w:unhideWhenUsed="0"/>
+    <w:lsdException w:name="Medium Shading 2 Accent 4" w:semiHidden="0" w:uiPriority="64" w:unhideWhenUsed="0"/>
+    <w:lsdException w:name="Medium List 1 Accent 4" w:semiHidden="0" w:uiPriority="65" w:unhideWhenUsed="0"/>
+    <w:lsdException w:name="Medium List 2 Accent 4" w:semiHidden="0" w:uiPriority="66" w:unhideWhenUsed="0"/>
+    <w:lsdException w:name="Medium Grid 1 Accent 4" w:semiHidden="0" w:uiPriority="67" w:unhideWhenUsed="0"/>
+    <w:lsdException w:name="Medium Grid 2 Accent 4" w:semiHidden="0" w:uiPriority="68" w:unhideWhenUsed="0"/>
+    <w:lsdException w:name="Medium Grid 3 Accent 4" w:semiHidden="0" w:uiPriority="69" w:unhideWhenUsed="0"/>
+    <w:lsdException w:name="Dark List Accent 4" w:semiHidden="0" w:uiPriority="70" w:unhideWhenUsed="0"/>
+    <w:lsdException w:name="Colorful Shading Accent 4" w:semiHidden="0" w:uiPriority="71" w:unhideWhenUsed="0"/>
+    <w:lsdException w:name="Colorful List Accent 4" w:semiHidden="0" w:uiPriority="72" w:unhideWhenUsed="0"/>
+    <w:lsdException w:name="Colorful Grid Accent 4" w:semiHidden="0" w:uiPriority="73" w:unhideWhenUsed="0"/>
+    <w:lsdException w:name="Light Shading Accent 5" w:semiHidden="0" w:uiPriority="60" w:unhideWhenUsed="0"/>
+    <w:lsdException w:name="Light List Accent 5" w:semiHidden="0" w:uiPriority="61" w:unhideWhenUsed="0"/>
+    <w:lsdException w:name="Light Grid Accent 5" w:semiHidden="0" w:uiPriority="62" w:unhideWhenUsed="0"/>
+    <w:lsdException w:name="Medium Shading 1 Accent 5" w:semiHidden="0" w:uiPriority="63" w:unhideWhenUsed="0"/>
+    <w:lsdException w:name="Medium Shading 2 Accent 5" w:semiHidden="0" w:uiPriority="64" w:unhideWhenUsed="0"/>
+    <w:lsdException w:name="Medium List 1 Accent 5" w:semiHidden="0" w:uiPriority="65" w:unhideWhenUsed="0"/>
+    <w:lsdException w:name="Medium List 2 Accent 5" w:semiHidden="0" w:uiPriority="66" w:unhideWhenUsed="0"/>
+    <w:lsdException w:name="Medium Grid 1 Accent 5" w:semiHidden="0" w:uiPriority="67" w:unhideWhenUsed="0"/>
+    <w:lsdException w:name="Medium Grid 2 Accent 5" w:semiHidden="0" w:uiPriority="68" w:unhideWhenUsed="0"/>
+    <w:lsdException w:name="Medium Grid 3 Accent 5" w:semiHidden="0" w:uiPriority="69" w:unhideWhenUsed="0"/>
+    <w:lsdException w:name="Dark List Accent 5" w:semiHidden="0" w:uiPriority="70" w:unhideWhenUsed="0"/>
+    <w:lsdException w:name="Colorful Shading Accent 5" w:semiHidden="0" w:uiPriority="71" w:unhideWhenUsed="0"/>
+    <w:lsdException w:name="Colorful List Accent 5" w:semiHidden="0" w:uiPriority="72" w:unhideWhenUsed="0"/>
+    <w:lsdException w:name="Colorful Grid Accent 5" w:semiHidden="0" w:uiPriority="73" w:unhideWhenUsed="0"/>
+    <w:lsdException w:name="Light Shading Accent 6" w:semiHidden="0" w:uiPriority="60" w:unhideWhenUsed="0"/>
+    <w:lsdException w:name="Light List Accent 6" w:semiHidden="0" w:uiPriority="61" w:unhideWhenUsed="0"/>
+    <w:lsdException w:name="Light Grid Accent 6" w:semiHidden="0" w:uiPriority="62" w:unhideWhenUsed="0"/>
+    <w:lsdException w:name="Medium Shading 1 Accent 6" w:semiHidden="0" w:uiPriority="63" w:unhideWhenUsed="0"/>
+    <w:lsdException w:name="Medium Shading 2 Accent 6" w:semiHidden="0" w:uiPriority="64" w:unhideWhenUsed="0"/>
+    <w:lsdException w:name="Medium List 1 Accent 6" w:semiHidden="0" w:uiPriority="65" w:unhideWhenUsed="0"/>
+    <w:lsdException w:name="Medium List 2 Accent 6" w:semiHidden="0" w:uiPriority="66" w:unhideWhenUsed="0"/>
+    <w:lsdException w:name="Medium Grid 1 Accent 6" w:semiHidden="0" w:uiPriority="67" w:unhideWhenUsed="0"/>
+    <w:lsdException w:name="Medium Grid 2 Accent 6" w:semiHidden="0" w:uiPriority="68" w:unhideWhenUsed="0"/>
+    <w:lsdException w:name="Medium Grid 3 Accent 6" w:semiHidden="0" w:uiPriority="69" w:unhideWhenUsed="0"/>
+    <w:lsdException w:name="Dark List Accent 6" w:semiHidden="0" w:uiPriority="70" w:unhideWhenUsed="0"/>
+    <w:lsdException w:name="Colorful Shading Accent 6" w:semiHidden="0" w:uiPriority="71" w:unhideWhenUsed="0"/>
+    <w:lsdException w:name="Colorful List Accent 6" w:semiHidden="0" w:uiPriority="72" w:unhideWhenUsed="0"/>
+    <w:lsdException w:name="Colorful Grid Accent 6" w:semiHidden="0" w:uiPriority="73" w:unhideWhenUsed="0"/>
+    <w:lsdException w:name="Subtle Emphasis" w:semiHidden="0" w:uiPriority="19" w:unhideWhenUsed="0" w:qFormat="1"/>
+    <w:lsdException w:name="Intense Emphasis" w:semiHidden="0" w:uiPriority="21" w:unhideWhenUsed="0" w:qFormat="1"/>
+    <w:lsdException w:name="Subtle Reference" w:semiHidden="0" w:uiPriority="31" w:unhideWhenUsed="0" w:qFormat="1"/>
+    <w:lsdException w:name="Intense Reference" w:semiHidden="0" w:uiPriority="32" w:unhideWhenUsed="0" w:qFormat="1"/>
+    <w:lsdException w:name="Book Title" w:semiHidden="0" w:uiPriority="33" w:unhideWhenUsed="0" w:qFormat="1"/>
+    <w:lsdException w:name="Bibliography" w:uiPriority="37"/>
+    <w:lsdException w:name="TOC Heading" w:uiPriority="39" w:qFormat="1"/>
+  </w:latentStyles>
+  <w:style w:type="paragraph" w:default="1" w:styleId="a">
+    <w:name w:val="Normal"/>
+    <w:qFormat/>
+    <w:rsid w:val="005F4875"/>
+  </w:style>
+  <w:style w:type="paragraph" w:styleId="1">
+    <w:name w:val="heading 1"/>
+    <w:basedOn w:val="a"/>
+    <w:link w:val="10"/>
+    <w:uiPriority w:val="9"/>
+    <w:qFormat/>
+    <w:rsid w:val="0090349B"/>
+    <w:pPr>
+      <w:spacing w:before="100" w:beforeAutospacing="1" w:after="100" w:afterAutospacing="1" w:line="240" w:lineRule="auto"/>
+      <w:outlineLvl w:val="0"/>
+    </w:pPr>
+    <w:rPr>
+      <w:rFonts w:ascii="Times New Roman" w:eastAsia="Times New Roman" w:hAnsi="Times New Roman" w:cs="Times New Roman"/>
+      <w:b/>
+      <w:bCs/>
+      <w:kern w:val="36"/>
+      <w:sz w:val="48"/>
+      <w:szCs w:val="48"/>
+      <w:lang w:eastAsia="ru-RU"/>
+    </w:rPr>
+  </w:style>
+  <w:style w:type="paragraph" w:styleId="2">
+    <w:name w:val="heading 2"/>
+    <w:basedOn w:val="a"/>
+    <w:link w:val="20"/>
+    <w:uiPriority w:val="9"/>
+    <w:qFormat/>
+    <w:rsid w:val="0090349B"/>
+    <w:pPr>
+      <w:spacing w:before="100" w:beforeAutospacing="1" w:after="100" w:afterAutospacing="1" w:line="240" w:lineRule="auto"/>
+      <w:outlineLvl w:val="1"/>
+    </w:pPr>
+    <w:rPr>
+      <w:rFonts w:ascii="Times New Roman" w:eastAsia="Times New Roman" w:hAnsi="Times New Roman" w:cs="Times New Roman"/>
+      <w:b/>
+      <w:bCs/>
+      <w:sz w:val="36"/>
+      <w:szCs w:val="36"/>
+      <w:lang w:eastAsia="ru-RU"/>
+    </w:rPr>
+  </w:style>
+  <w:style w:type="character" w:default="1" w:styleId="a0">
+    <w:name w:val="Default Paragraph Font"/>
+    <w:uiPriority w:val="1"/>
+    <w:semiHidden/>
+    <w:unhideWhenUsed/>
+  </w:style>
+  <w:style w:type="table" w:default="1" w:styleId="a1">
+    <w:name w:val="Normal Table"/>
+    <w:uiPriority w:val="99"/>
+    <w:semiHidden/>
+    <w:unhideWhenUsed/>
+    <w:tblPr>
+      <w:tblInd w:w="0" w:type="dxa"/>
+      <w:tblCellMar>
+        <w:top w:w="0" w:type="dxa"/>
+        <w:left w:w="108" w:type="dxa"/>
+        <w:bottom w:w="0" w:type="dxa"/>
+        <w:right w:w="108" w:type="dxa"/>
+      </w:tblCellMar>
+    </w:tblPr>
+  </w:style>
+  <w:style w:type="numbering" w:default="1" w:styleId="a2">
+    <w:name w:val="No List"/>
+    <w:uiPriority w:val="99"/>
+    <w:semiHidden/>
+    <w:unhideWhenUsed/>
+  </w:style>
+  <w:style w:type="paragraph" w:styleId="a3">
+    <w:name w:val="Balloon Text"/>
+    <w:basedOn w:val="a"/>
+    <w:link w:val="a4"/>
+    <w:uiPriority w:val="99"/>
+    <w:semiHidden/>
+    <w:unhideWhenUsed/>
+    <w:rsid w:val="0075018D"/>
+    <w:pPr>
+      <w:spacing w:after="0" w:line="240" w:lineRule="auto"/>
+    </w:pPr>
+    <w:rPr>
+      <w:rFonts w:ascii="Tahoma" w:hAnsi="Tahoma" w:cs="Tahoma"/>
+      <w:sz w:val="16"/>
+      <w:szCs w:val="16"/>
+    </w:rPr>
+  </w:style>
+  <w:style w:type="character" w:customStyle="1" w:styleId="a4">
+    <w:name w:val="Текст выноски Знак"/>
+    <w:basedOn w:val="a0"/>
+    <w:link w:val="a3"/>
+    <w:uiPriority w:val="99"/>
+    <w:semiHidden/>
+    <w:rsid w:val="0075018D"/>
+    <w:rPr>
+      <w:rFonts w:ascii="Tahoma" w:hAnsi="Tahoma" w:cs="Tahoma"/>
+      <w:sz w:val="16"/>
+      <w:szCs w:val="16"/>
+    </w:rPr>
+  </w:style>
+  <w:style w:type="character" w:customStyle="1" w:styleId="10">
+    <w:name w:val="Заголовок 1 Знак"/>
+    <w:basedOn w:val="a0"/>
+    <w:link w:val="1"/>
+    <w:uiPriority w:val="9"/>
+    <w:rsid w:val="0090349B"/>
+    <w:rPr>
+      <w:rFonts w:ascii="Times New Roman" w:eastAsia="Times New Roman" w:hAnsi="Times New Roman" w:cs="Times New Roman"/>
+      <w:b/>
+      <w:bCs/>
+      <w:kern w:val="36"/>
+      <w:sz w:val="48"/>
+      <w:szCs w:val="48"/>
+      <w:lang w:eastAsia="ru-RU"/>
+    </w:rPr>
+  </w:style>
+  <w:style w:type="character" w:customStyle="1" w:styleId="20">
+    <w:name w:val="Заголовок 2 Знак"/>
+    <w:basedOn w:val="a0"/>
+    <w:link w:val="2"/>
+    <w:uiPriority w:val="9"/>
+    <w:rsid w:val="0090349B"/>
+    <w:rPr>
+      <w:rFonts w:ascii="Times New Roman" w:eastAsia="Times New Roman" w:hAnsi="Times New Roman" w:cs="Times New Roman"/>
+      <w:b/>
+      <w:bCs/>
+      <w:sz w:val="36"/>
+      <w:szCs w:val="36"/>
+      <w:lang w:eastAsia="ru-RU"/>
+    </w:rPr>
+  </w:style>
+  <w:style w:type="paragraph" w:customStyle="1" w:styleId="msonormal0">
+    <w:name w:val="msonormal"/>
+    <w:basedOn w:val="a"/>
+    <w:rsid w:val="0090349B"/>
+    <w:pPr>
+      <w:spacing w:before="100" w:beforeAutospacing="1" w:after="100" w:afterAutospacing="1" w:line="240" w:lineRule="auto"/>
+    </w:pPr>
+    <w:rPr>
+      <w:rFonts w:ascii="Times New Roman" w:eastAsia="Times New Roman" w:hAnsi="Times New Roman" w:cs="Times New Roman"/>
+      <w:sz w:val="24"/>
+      <w:szCs w:val="24"/>
+      <w:lang w:eastAsia="ru-RU"/>
+    </w:rPr>
+  </w:style>
+  <w:style w:type="character" w:customStyle="1" w:styleId="author">
+    <w:name w:val="author"/>
+    <w:basedOn w:val="a0"/>
+    <w:rsid w:val="0090349B"/>
+  </w:style>
+  <w:style w:type="character" w:styleId="a5">
+    <w:name w:val="Hyperlink"/>
+    <w:basedOn w:val="a0"/>
+    <w:uiPriority w:val="99"/>
+    <w:unhideWhenUsed/>
+    <w:rsid w:val="0090349B"/>
+    <w:rPr>
+      <w:color w:val="0000FF"/>
+      <w:u w:val="single"/>
+    </w:rPr>
+  </w:style>
+  <w:style w:type="character" w:styleId="a6">
+    <w:name w:val="FollowedHyperlink"/>
+    <w:basedOn w:val="a0"/>
+    <w:uiPriority w:val="99"/>
+    <w:semiHidden/>
+    <w:unhideWhenUsed/>
+    <w:rsid w:val="0090349B"/>
+    <w:rPr>
+      <w:color w:val="800080"/>
+      <w:u w:val="single"/>
+    </w:rPr>
+  </w:style>
+  <w:style w:type="character" w:customStyle="1" w:styleId="screen-reader-text">
+    <w:name w:val="screen-reader-text"/>
+    <w:basedOn w:val="a0"/>
+    <w:rsid w:val="0090349B"/>
+  </w:style>
+  <w:style w:type="paragraph" w:styleId="a7">
+    <w:name w:val="Normal (Web)"/>
+    <w:basedOn w:val="a"/>
+    <w:uiPriority w:val="99"/>
+    <w:semiHidden/>
+    <w:unhideWhenUsed/>
+    <w:rsid w:val="0090349B"/>
+    <w:pPr>
+      <w:spacing w:before="100" w:beforeAutospacing="1" w:after="100" w:afterAutospacing="1" w:line="240" w:lineRule="auto"/>
+    </w:pPr>
+    <w:rPr>
+      <w:rFonts w:ascii="Times New Roman" w:eastAsia="Times New Roman" w:hAnsi="Times New Roman" w:cs="Times New Roman"/>
+      <w:sz w:val="24"/>
+      <w:szCs w:val="24"/>
+      <w:lang w:eastAsia="ru-RU"/>
+    </w:rPr>
+  </w:style>
+  <w:style w:type="character" w:styleId="a8">
+    <w:name w:val="Strong"/>
+    <w:basedOn w:val="a0"/>
+    <w:uiPriority w:val="22"/>
+    <w:qFormat/>
+    <w:rsid w:val="0090349B"/>
+    <w:rPr>
+      <w:b/>
+      <w:bCs/>
+    </w:rPr>
+  </w:style>
+  <w:style w:type="character" w:customStyle="1" w:styleId="crayon-t">
+    <w:name w:val="crayon-t"/>
+    <w:basedOn w:val="a0"/>
+    <w:rsid w:val="0090349B"/>
+  </w:style>
+  <w:style w:type="character" w:customStyle="1" w:styleId="crayon-h">
+    <w:name w:val="crayon-h"/>
+    <w:basedOn w:val="a0"/>
+    <w:rsid w:val="0090349B"/>
+  </w:style>
+  <w:style w:type="character" w:customStyle="1" w:styleId="crayon-v">
+    <w:name w:val="crayon-v"/>
+    <w:basedOn w:val="a0"/>
+    <w:rsid w:val="0090349B"/>
+  </w:style>
+  <w:style w:type="character" w:customStyle="1" w:styleId="crayon-sy">
+    <w:name w:val="crayon-sy"/>
+    <w:basedOn w:val="a0"/>
+    <w:rsid w:val="0090349B"/>
+  </w:style>
+  <w:style w:type="character" w:customStyle="1" w:styleId="crayon-i">
+    <w:name w:val="crayon-i"/>
+    <w:basedOn w:val="a0"/>
+    <w:rsid w:val="0090349B"/>
+  </w:style>
+  <w:style w:type="character" w:customStyle="1" w:styleId="crayon-m">
+    <w:name w:val="crayon-m"/>
+    <w:basedOn w:val="a0"/>
+    <w:rsid w:val="0090349B"/>
+  </w:style>
+  <w:style w:type="character" w:customStyle="1" w:styleId="crayon-e">
+    <w:name w:val="crayon-e"/>
+    <w:basedOn w:val="a0"/>
+    <w:rsid w:val="0090349B"/>
+  </w:style>
+  <w:style w:type="character" w:customStyle="1" w:styleId="crayon-o">
+    <w:name w:val="crayon-o"/>
+    <w:basedOn w:val="a0"/>
+    <w:rsid w:val="0090349B"/>
+  </w:style>
+  <w:style w:type="character" w:customStyle="1" w:styleId="crayon-r">
+    <w:name w:val="crayon-r"/>
+    <w:basedOn w:val="a0"/>
+    <w:rsid w:val="0090349B"/>
+  </w:style>
+  <w:style w:type="character" w:customStyle="1" w:styleId="crayon-st">
+    <w:name w:val="crayon-st"/>
+    <w:basedOn w:val="a0"/>
+    <w:rsid w:val="0090349B"/>
+  </w:style>
+  <w:style w:type="character" w:customStyle="1" w:styleId="crayon-cn">
+    <w:name w:val="crayon-cn"/>
+    <w:basedOn w:val="a0"/>
+    <w:rsid w:val="0090349B"/>
+  </w:style>
+  <w:style w:type="character" w:customStyle="1" w:styleId="crayon-s">
+    <w:name w:val="crayon-s"/>
+    <w:basedOn w:val="a0"/>
+    <w:rsid w:val="0090349B"/>
+  </w:style>
+  <w:style w:type="character" w:customStyle="1" w:styleId="crayon-c">
+    <w:name w:val="crayon-c"/>
+    <w:basedOn w:val="a0"/>
+    <w:rsid w:val="0090349B"/>
+  </w:style>
+  <w:style w:type="character" w:customStyle="1" w:styleId="term-icon">
+    <w:name w:val="term-icon"/>
+    <w:basedOn w:val="a0"/>
+    <w:rsid w:val="0090349B"/>
+  </w:style>
+  <w:style w:type="character" w:customStyle="1" w:styleId="meta-nav">
+    <w:name w:val="meta-nav"/>
+    <w:basedOn w:val="a0"/>
+    <w:rsid w:val="0090349B"/>
+  </w:style>
+  <w:style w:type="paragraph" w:styleId="a9">
+    <w:name w:val="List Paragraph"/>
+    <w:basedOn w:val="a"/>
+    <w:uiPriority w:val="34"/>
+    <w:qFormat/>
+    <w:rsid w:val="00C46987"/>
+    <w:pPr>
+      <w:ind w:left="720"/>
+      <w:contextualSpacing/>
+    </w:pPr>
+  </w:style>
+</w:styles>
+</file>
+
+<file path=word/stylesWithEffects.xml><?xml version="1.0" encoding="utf-8"?>
+<w:styles xmlns:wpc="http://schemas.microsoft.com/office/word/2010/wordprocessingCanvas" xmlns:mc="http://schemas.openxmlformats.org/markup-compatibility/2006" xmlns:o="urn:schemas-microsoft-com:office:office" xmlns:r="http://schemas.openxmlformats.org/officeDocument/2006/relationships" xmlns:m="http://schemas.openxmlformats.org/officeDocument/2006/math" xmlns:v="urn:schemas-microsoft-com:vml" xmlns:wp14="http://schemas.microsoft.com/office/word/2010/wordprocessingDrawing" xmlns:wp="http://schemas.openxmlformats.org/drawingml/2006/wordprocessingDrawing" xmlns:w10="urn:schemas-microsoft-com:office:word" xmlns:w="http://schemas.openxmlformats.org/wordprocessingml/2006/main" xmlns:w14="http://schemas.microsoft.com/office/word/2010/wordml" xmlns:wpg="http://schemas.microsoft.com/office/word/2010/wordprocessingGroup" xmlns:wpi="http://schemas.microsoft.com/office/word/2010/wordprocessingInk" xmlns:wne="http://schemas.microsoft.com/office/word/2006/wordml" xmlns:wps="http://schemas.microsoft.com/office/word/2010/wordprocessingShape" mc:Ignorable="w14 wp14">
+  <w:docDefaults>
+    <w:rPrDefault>
+      <w:rPr>
+        <w:rFonts w:asciiTheme="minorHAnsi" w:eastAsiaTheme="minorHAnsi" w:hAnsiTheme="minorHAnsi" w:cstheme="minorBidi"/>
+        <w:sz w:val="22"/>
+        <w:szCs w:val="22"/>
+        <w:lang w:val="ru-RU" w:eastAsia="en-US" w:bidi="ar-SA"/>
+      </w:rPr>
+    </w:rPrDefault>
+    <w:pPrDefault>
+      <w:pPr>
+        <w:spacing w:after="200" w:line="276" w:lineRule="auto"/>
+      </w:pPr>
+    </w:pPrDefault>
+  </w:docDefaults>
+  <w:latentStyles w:defLockedState="0" w:defUIPriority="99" w:defSemiHidden="1" w:defUnhideWhenUsed="1" w:defQFormat="0" w:count="267">
+    <w:lsdException w:name="Normal" w:semiHidden="0" w:uiPriority="0" w:unhideWhenUsed="0" w:qFormat="1"/>
+    <w:lsdException w:name="heading 1" w:semiHidden="0" w:uiPriority="9" w:unhideWhenUsed="0" w:qFormat="1"/>
+    <w:lsdException w:name="heading 2" w:uiPriority="9" w:qFormat="1"/>
+    <w:lsdException w:name="heading 3" w:uiPriority="9" w:qFormat="1"/>
+    <w:lsdException w:name="heading 4" w:uiPriority="9" w:qFormat="1"/>
+    <w:lsdException w:name="heading 5" w:uiPriority="9" w:qFormat="1"/>
+    <w:lsdException w:name="heading 6" w:uiPriority="9" w:qFormat="1"/>
+    <w:lsdException w:name="heading 7" w:uiPriority="9" w:qFormat="1"/>
+    <w:lsdException w:name="heading 8" w:uiPriority="9" w:qFormat="1"/>
+    <w:lsdException w:name="heading 9" w:uiPriority="9" w:qFormat="1"/>
+    <w:lsdException w:name="toc 1" w:uiPriority="39"/>
+    <w:lsdException w:name="toc 2" w:uiPriority="39"/>
+    <w:lsdException w:name="toc 3" w:uiPriority="39"/>
+    <w:lsdException w:name="toc 4" w:uiPriority="39"/>
+    <w:lsdException w:name="toc 5" w:uiPriority="39"/>
+    <w:lsdException w:name="toc 6" w:uiPriority="39"/>
+    <w:lsdException w:name="toc 7" w:uiPriority="39"/>
+    <w:lsdException w:name="toc 8" w:uiPriority="39"/>
+    <w:lsdException w:name="toc 9" w:uiPriority="39"/>
+    <w:lsdException w:name="caption" w:uiPriority="35" w:qFormat="1"/>
+    <w:lsdException w:name="Title" w:semiHidden="0" w:uiPriority="10" w:unhideWhenUsed="0" w:qFormat="1"/>
+    <w:lsdException w:name="Default Paragraph Font" w:uiPriority="1"/>
+    <w:lsdException w:name="Subtitle" w:semiHidden="0" w:uiPriority="11" w:unhideWhenUsed="0" w:qFormat="1"/>
+    <w:lsdException w:name="Strong" w:semiHidden="0" w:uiPriority="22" w:unhideWhenUsed="0" w:qFormat="1"/>
+    <w:lsdException w:name="Emphasis" w:semiHidden="0" w:uiPriority="20" w:unhideWhenUsed="0" w:qFormat="1"/>
+    <w:lsdException w:name="Table Grid" w:semiHidden="0" w:uiPriority="59" w:unhideWhenUsed="0"/>
+    <w:lsdException w:name="Placeholder Text" w:unhideWhenUsed="0"/>
+    <w:lsdException w:name="No Spacing" w:semiHidden="0" w:uiPriority="1" w:unhideWhenUsed="0" w:qFormat="1"/>
+    <w:lsdException w:name="Light Shading" w:semiHidden="0" w:uiPriority="60" w:unhideWhenUsed="0"/>
+    <w:lsdException w:name="Light List" w:semiHidden="0" w:uiPriority="61" w:unhideWhenUsed="0"/>
+    <w:lsdException w:name="Light Grid" w:semiHidden="0" w:uiPriority="62" w:unhideWhenUsed="0"/>
+    <w:lsdException w:name="Medium Shading 1" w:semiHidden="0" w:uiPriority="63" w:unhideWhenUsed="0"/>
+    <w:lsdException w:name="Medium Shading 2" w:semiHidden="0" w:uiPriority="64" w:unhideWhenUsed="0"/>
+    <w:lsdException w:name="Medium List 1" w:semiHidden="0" w:uiPriority="65" w:unhideWhenUsed="0"/>
+    <w:lsdException w:name="Medium List 2" w:semiHidden="0" w:uiPriority="66" w:unhideWhenUsed="0"/>
+    <w:lsdException w:name="Medium Grid 1" w:semiHidden="0" w:uiPriority="67" w:unhideWhenUsed="0"/>
+    <w:lsdException w:name="Medium Grid 2" w:semiHidden="0" w:uiPriority="68" w:unhideWhenUsed="0"/>
+    <w:lsdException w:name="Medium Grid 3" w:semiHidden="0" w:uiPriority="69" w:unhideWhenUsed="0"/>
+    <w:lsdException w:name="Dark List" w:semiHidden="0" w:uiPriority="70" w:unhideWhenUsed="0"/>
+    <w:lsdException w:name="Colorful Shading" w:semiHidden="0" w:uiPriority="71" w:unhideWhenUsed="0"/>
+    <w:lsdException w:name="Colorful List" w:semiHidden="0" w:uiPriority="72" w:unhideWhenUsed="0"/>
+    <w:lsdException w:name="Colorful Grid" w:semiHidden="0" w:uiPriority="73" w:unhideWhenUsed="0"/>
+    <w:lsdException w:name="Light Shading Accent 1" w:semiHidden="0" w:uiPriority="60" w:unhideWhenUsed="0"/>
+    <w:lsdException w:name="Light List Accent 1" w:semiHidden="0" w:uiPriority="61" w:unhideWhenUsed="0"/>
+    <w:lsdException w:name="Light Grid Accent 1" w:semiHidden="0" w:uiPriority="62" w:unhideWhenUsed="0"/>
+    <w:lsdException w:name="Medium Shading 1 Accent 1" w:semiHidden="0" w:uiPriority="63" w:unhideWhenUsed="0"/>
+    <w:lsdException w:name="Medium Shading 2 Accent 1" w:semiHidden="0" w:uiPriority="64" w:unhideWhenUsed="0"/>
+    <w:lsdException w:name="Medium List 1 Accent 1" w:semiHidden="0" w:uiPriority="65" w:unhideWhenUsed="0"/>
+    <w:lsdException w:name="Revision" w:unhideWhenUsed="0"/>
+    <w:lsdException w:name="List Paragraph" w:semiHidden="0" w:uiPriority="34" w:unhideWhenUsed="0" w:qFormat="1"/>
+    <w:lsdException w:name="Quote" w:semiHidden="0" w:uiPriority="29" w:unhideWhenUsed="0" w:qFormat="1"/>
+    <w:lsdException w:name="Intense Quote" w:semiHidden="0" w:uiPriority="30" w:unhideWhenUsed="0" w:qFormat="1"/>
+    <w:lsdException w:name="Medium List 2 Accent 1" w:semiHidden="0" w:uiPriority="66" w:unhideWhenUsed="0"/>
+    <w:lsdException w:name="Medium Grid 1 Accent 1" w:semiHidden="0" w:uiPriority="67" w:unhideWhenUsed="0"/>
+    <w:lsdException w:name="Medium Grid 2 Accent 1" w:semiHidden="0" w:uiPriority="68" w:unhideWhenUsed="0"/>
+    <w:lsdException w:name="Medium Grid 3 Accent 1" w:semiHidden="0" w:uiPriority="69" w:unhideWhenUsed="0"/>
+    <w:lsdException w:name="Dark List Accent 1" w:semiHidden="0" w:uiPriority="70" w:unhideWhenUsed="0"/>
+    <w:lsdException w:name="Colorful Shading Accent 1" w:semiHidden="0" w:uiPriority="71" w:unhideWhenUsed="0"/>
+    <w:lsdException w:name="Colorful List Accent 1" w:semiHidden="0" w:uiPriority="72" w:unhideWhenUsed="0"/>
+    <w:lsdException w:name="Colorful Grid Accent 1" w:semiHidden="0" w:uiPriority="73" w:unhideWhenUsed="0"/>
+    <w:lsdException w:name="Light Shading Accent 2" w:semiHidden="0" w:uiPriority="60" w:unhideWhenUsed="0"/>
+    <w:lsdException w:name="Light List Accent 2" w:semiHidden="0" w:uiPriority="61" w:unhideWhenUsed="0"/>
+    <w:lsdException w:name="Light Grid Accent 2" w:semiHidden="0" w:uiPriority="62" w:unhideWhenUsed="0"/>
+    <w:lsdException w:name="Medium Shading 1 Accent 2" w:semiHidden="0" w:uiPriority="63" w:unhideWhenUsed="0"/>
+    <w:lsdException w:name="Medium Shading 2 Accent 2" w:semiHidden="0" w:uiPriority="64" w:unhideWhenUsed="0"/>
+    <w:lsdException w:name="Medium List 1 Accent 2" w:semiHidden="0" w:uiPriority="65" w:unhideWhenUsed="0"/>
+    <w:lsdException w:name="Medium List 2 Accent 2" w:semiHidden="0" w:uiPriority="66" w:unhideWhenUsed="0"/>
+    <w:lsdException w:name="Medium Grid 1 Accent 2" w:semiHidden="0" w:uiPriority="67" w:unhideWhenUsed="0"/>
+    <w:lsdException w:name="Medium Grid 2 Accent 2" w:semiHidden="0" w:uiPriority="68" w:unhideWhenUsed="0"/>
+    <w:lsdException w:name="Medium Grid 3 Accent 2" w:semiHidden="0" w:uiPriority="69" w:unhideWhenUsed="0"/>
+    <w:lsdException w:name="Dark List Accent 2" w:semiHidden="0" w:uiPriority="70" w:unhideWhenUsed="0"/>
+    <w:lsdException w:name="Colorful Shading Accent 2" w:semiHidden="0" w:uiPriority="71" w:unhideWhenUsed="0"/>
+    <w:lsdException w:name="Colorful List Accent 2" w:semiHidden="0" w:uiPriority="72" w:unhideWhenUsed="0"/>
+    <w:lsdException w:name="Colorful Grid Accent 2" w:semiHidden="0" w:uiPriority="73" w:unhideWhenUsed="0"/>
+    <w:lsdException w:name="Light Shading Accent 3" w:semiHidden="0" w:uiPriority="60" w:unhideWhenUsed="0"/>
+    <w:lsdException w:name="Light List Accent 3" w:semiHidden="0" w:uiPriority="61" w:unhideWhenUsed="0"/>
+    <w:lsdException w:name="Light Grid Accent 3" w:semiHidden="0" w:uiPriority="62" w:unhideWhenUsed="0"/>
+    <w:lsdException w:name="Medium Shading 1 Accent 3" w:semiHidden="0" w:uiPriority="63" w:unhideWhenUsed="0"/>
+    <w:lsdException w:name="Medium Shading 2 Accent 3" w:semiHidden="0" w:uiPriority="64" w:unhideWhenUsed="0"/>
+    <w:lsdException w:name="Medium List 1 Accent 3" w:semiHidden="0" w:uiPriority="65" w:unhideWhenUsed="0"/>
+    <w:lsdException w:name="Medium List 2 Accent 3" w:semiHidden="0" w:uiPriority="66" w:unhideWhenUsed="0"/>
+    <w:lsdException w:name="Medium Grid 1 Accent 3" w:semiHidden="0" w:uiPriority="67" w:unhideWhenUsed="0"/>
+    <w:lsdException w:name="Medium Grid 2 Accent 3" w:semiHidden="0" w:uiPriority="68" w:unhideWhenUsed="0"/>
+    <w:lsdException w:name="Medium Grid 3 Accent 3" w:semiHidden="0" w:uiPriority="69" w:unhideWhenUsed="0"/>
+    <w:lsdException w:name="Dark List Accent 3" w:semiHidden="0" w:uiPriority="70" w:unhideWhenUsed="0"/>
+    <w:lsdException w:name="Colorful Shading Accent 3" w:semiHidden="0" w:uiPriority="71" w:unhideWhenUsed="0"/>
+    <w:lsdException w:name="Colorful List Accent 3" w:semiHidden="0" w:uiPriority="72" w:unhideWhenUsed="0"/>
+    <w:lsdException w:name="Colorful Grid Accent 3" w:semiHidden="0" w:uiPriority="73" w:unhideWhenUsed="0"/>
+    <w:lsdException w:name="Light Shading Accent 4" w:semiHidden="0" w:uiPriority="60" w:unhideWhenUsed="0"/>
+    <w:lsdException w:name="Light List Accent 4" w:semiHidden="0" w:uiPriority="61" w:unhideWhenUsed="0"/>
+    <w:lsdException w:name="Light Grid Accent 4" w:semiHidden="0" w:uiPriority="62" w:unhideWhenUsed="0"/>
+    <w:lsdException w:name="Medium Shading 1 Accent 4" w:semiHidden="0" w:uiPriority="63" w:unhideWhenUsed="0"/>
+    <w:lsdException w:name="Medium Shading 2 Accent 4" w:semiHidden="0" w:uiPriority="64" w:unhideWhenUsed="0"/>
+    <w:lsdException w:name="Medium List 1 Accent 4" w:semiHidden="0" w:uiPriority="65" w:unhideWhenUsed="0"/>
+    <w:lsdException w:name="Medium List 2 Accent 4" w:semiHidden="0" w:uiPriority="66" w:unhideWhenUsed="0"/>
+    <w:lsdException w:name="Medium Grid 1 Accent 4" w:semiHidden="0" w:uiPriority="67" w:unhideWhenUsed="0"/>
+    <w:lsdException w:name="Medium Grid 2 Accent 4" w:semiHidden="0" w:uiPriority="68" w:unhideWhenUsed="0"/>
+    <w:lsdException w:name="Medium Grid 3 Accent 4" w:semiHidden="0" w:uiPriority="69" w:unhideWhenUsed="0"/>
+    <w:lsdException w:name="Dark List Accent 4" w:semiHidden="0" w:uiPriority="70" w:unhideWhenUsed="0"/>
+    <w:lsdException w:name="Colorful Shading Accent 4" w:semiHidden="0" w:uiPriority="71" w:unhideWhenUsed="0"/>
+    <w:lsdException w:name="Colorful List Accent 4" w:semiHidden="0" w:uiPriority="72" w:unhideWhenUsed="0"/>
+    <w:lsdException w:name="Colorful Grid Accent 4" w:semiHidden="0" w:uiPriority="73" w:unhideWhenUsed="0"/>
+    <w:lsdException w:name="Light Shading Accent 5" w:semiHidden="0" w:uiPriority="60" w:unhideWhenUsed="0"/>
+    <w:lsdException w:name="Light List Accent 5" w:semiHidden="0" w:uiPriority="61" w:unhideWhenUsed="0"/>
+    <w:lsdException w:name="Light Grid Accent 5" w:semiHidden="0" w:uiPriority="62" w:unhideWhenUsed="0"/>
+    <w:lsdException w:name="Medium Shading 1 Accent 5" w:semiHidden="0" w:uiPriority="63" w:unhideWhenUsed="0"/>
+    <w:lsdException w:name="Medium Shading 2 Accent 5" w:semiHidden="0" w:uiPriority="64" w:unhideWhenUsed="0"/>
+    <w:lsdException w:name="Medium List 1 Accent 5" w:semiHidden="0" w:uiPriority="65" w:unhideWhenUsed="0"/>
+    <w:lsdException w:name="Medium List 2 Accent 5" w:semiHidden="0" w:uiPriority="66" w:unhideWhenUsed="0"/>
+    <w:lsdException w:name="Medium Grid 1 Accent 5" w:semiHidden="0" w:uiPriority="67" w:unhideWhenUsed="0"/>
+    <w:lsdException w:name="Medium Grid 2 Accent 5" w:semiHidden="0" w:uiPriority="68" w:unhideWhenUsed="0"/>
+    <w:lsdException w:name="Medium Grid 3 Accent 5" w:semiHidden="0" w:uiPriority="69" w:unhideWhenUsed="0"/>
+    <w:lsdException w:name="Dark List Accent 5" w:semiHidden="0" w:uiPriority="70" w:unhideWhenUsed="0"/>
+    <w:lsdException w:name="Colorful Shading Accent 5" w:semiHidden="0" w:uiPriority="71" w:unhideWhenUsed="0"/>
+    <w:lsdException w:name="Colorful List Accent 5" w:semiHidden="0" w:uiPriority="72" w:unhideWhenUsed="0"/>
+    <w:lsdException w:name="Colorful Grid Accent 5" w:semiHidden="0" w:uiPriority="73" w:unhideWhenUsed="0"/>
+    <w:lsdException w:name="Light Shading Accent 6" w:semiHidden="0" w:uiPriority="60" w:unhideWhenUsed="0"/>
+    <w:lsdException w:name="Light List Accent 6" w:semiHidden="0" w:uiPriority="61" w:unhideWhenUsed="0"/>
+    <w:lsdException w:name="Light Grid Accent 6" w:semiHidden="0" w:uiPriority="62" w:unhideWhenUsed="0"/>
+    <w:lsdException w:name="Medium Shading 1 Accent 6" w:semiHidden="0" w:uiPriority="63" w:unhideWhenUsed="0"/>
+    <w:lsdException w:name="Medium Shading 2 Accent 6" w:semiHidden="0" w:uiPriority="64" w:unhideWhenUsed="0"/>
+    <w:lsdException w:name="Medium List 1 Accent 6" w:semiHidden="0" w:uiPriority="65" w:unhideWhenUsed="0"/>
+    <w:lsdException w:name="Medium List 2 Accent 6" w:semiHidden="0" w:uiPriority="66" w:unhideWhenUsed="0"/>
+    <w:lsdException w:name="Medium Grid 1 Accent 6" w:semiHidden="0" w:uiPriority="67" w:unhideWhenUsed="0"/>
+    <w:lsdException w:name="Medium Grid 2 Accent 6" w:semiHidden="0" w:uiPriority="68" w:unhideWhenUsed="0"/>
+    <w:lsdException w:name="Medium Grid 3 Accent 6" w:semiHidden="0" w:uiPriority="69" w:unhideWhenUsed="0"/>
+    <w:lsdException w:name="Dark List Accent 6" w:semiHidden="0" w:uiPriority="70" w:unhideWhenUsed="0"/>
+    <w:lsdException w:name="Colorful Shading Accent 6" w:semiHidden="0" w:uiPriority="71" w:unhideWhenUsed="0"/>
+    <w:lsdException w:name="Colorful List Accent 6" w:semiHidden="0" w:uiPriority="72" w:unhideWhenUsed="0"/>
+    <w:lsdException w:name="Colorful Grid Accent 6" w:semiHidden="0" w:uiPriority="73" w:unhideWhenUsed="0"/>
+    <w:lsdException w:name="Subtle Emphasis" w:semiHidden="0" w:uiPriority="19" w:unhideWhenUsed="0" w:qFormat="1"/>
+    <w:lsdException w:name="Intense Emphasis" w:semiHidden="0" w:uiPriority="21" w:unhideWhenUsed="0" w:qFormat="1"/>
+    <w:lsdException w:name="Subtle Reference" w:semiHidden="0" w:uiPriority="31" w:unhideWhenUsed="0" w:qFormat="1"/>
+    <w:lsdException w:name="Intense Reference" w:semiHidden="0" w:uiPriority="32" w:unhideWhenUsed="0" w:qFormat="1"/>
+    <w:lsdException w:name="Book Title" w:semiHidden="0" w:uiPriority="33" w:unhideWhenUsed="0" w:qFormat="1"/>
+    <w:lsdException w:name="Bibliography" w:uiPriority="37"/>
+    <w:lsdException w:name="TOC Heading" w:uiPriority="39" w:qFormat="1"/>
   </w:latentStyles>
   <w:style w:type="paragraph" w:default="1" w:styleId="a">
     <w:name w:val="Normal"/>
